--- a/朵朵/6年级/记录/英语/错题集/Word/L007-英语错题订正本.docx
+++ b/朵朵/6年级/记录/英语/错题集/Word/L007-英语错题订正本.docx
@@ -4,1102 +4,1917 @@
   <w:body>
     <w:p>
       <w:pPr>
-        <w:spacing w:after="80"/>
+        <w:keepNext/>
+        <w:keepLines/>
+        <w:widowControl/>
+        <w:spacing w:before="0" w:after="40" w:line="264" w:lineRule="auto"/>
         <w:jc w:val="center"/>
       </w:pPr>
       <w:r>
         <w:rPr>
-          <w:rFonts w:ascii="等线" w:hAnsi="等线"/>
+          <w:rFonts w:ascii="Times New Roman" w:hAnsi="Times New Roman" w:eastAsia="宋体"/>
           <w:b/>
-          <w:sz w:val="32"/>
+          <w:color w:val="000000"/>
+          <w:sz w:val="26"/>
+          <w:u w:val="none"/>
         </w:rPr>
-        <w:t>朵朵英语错题订正本｜L007</w:t>
-      </w:r>
-    </w:p>
-    <w:p>
-      <w:pPr>
-        <w:spacing w:after="80"/>
-      </w:pPr>
-      <w:r>
-        <w:rPr>
-          <w:rFonts w:ascii="等线" w:hAnsi="等线"/>
-          <w:sz w:val="21"/>
-        </w:rPr>
-        <w:t>记录对象：朵朵</w:t>
-      </w:r>
-    </w:p>
-    <w:p>
-      <w:pPr>
-        <w:spacing w:after="80"/>
-      </w:pPr>
-      <w:r>
-        <w:rPr>
-          <w:rFonts w:ascii="等线" w:hAnsi="等线"/>
-          <w:sz w:val="21"/>
-        </w:rPr>
-        <w:t>使用说明：每题保留原题和原作答，请在“订正”和“心得”处完成书写。</w:t>
-      </w:r>
-    </w:p>
-    <w:p>
-      <w:pPr>
-        <w:spacing w:after="80"/>
-      </w:pPr>
-    </w:p>
-    <w:p>
-      <w:pPr>
-        <w:keepNext/>
-        <w:spacing w:after="80"/>
-      </w:pPr>
-      <w:r>
-        <w:rPr>
-          <w:rFonts w:ascii="等线" w:hAnsi="等线"/>
-          <w:b/>
-          <w:sz w:val="24"/>
-        </w:rPr>
-        <w:t>第1题</w:t>
+        <w:t>六年级第一学期英语练习 L007</w:t>
       </w:r>
     </w:p>
     <w:p>
       <w:pPr>
         <w:keepNext/>
-        <w:spacing w:after="80"/>
+        <w:keepLines/>
+        <w:widowControl/>
+        <w:spacing w:before="0" w:after="100" w:line="264" w:lineRule="auto"/>
+        <w:jc w:val="center"/>
       </w:pPr>
       <w:r>
         <w:rPr>
-          <w:rFonts w:ascii="等线" w:hAnsi="等线"/>
-          <w:sz w:val="21"/>
+          <w:rFonts w:ascii="Times New Roman" w:hAnsi="Times New Roman" w:eastAsia="宋体"/>
+          <w:b w:val="0"/>
+          <w:color w:val="000000"/>
+          <w:sz w:val="22"/>
+          <w:u w:val="none"/>
         </w:rPr>
-        <w:t>2. 不同的学科</w:t>
-        <w:br/>
-        <w:t>＿＿＿＿＿＿＿＿＿＿＿＿＿＿＿＿</w:t>
-      </w:r>
-    </w:p>
-    <w:p>
-      <w:pPr>
-        <w:spacing w:after="80"/>
-      </w:pPr>
-      <w:r>
-        <w:rPr>
-          <w:rFonts w:ascii="等线" w:hAnsi="等线"/>
-          <w:sz w:val="21"/>
-        </w:rPr>
-        <w:t>朵朵原答案：different different from（前一处 different 被划去）</w:t>
-      </w:r>
-    </w:p>
-    <w:p>
-      <w:pPr>
-        <w:spacing w:after="80"/>
-      </w:pPr>
-      <w:r>
-        <w:rPr>
-          <w:rFonts w:ascii="等线" w:hAnsi="等线"/>
-          <w:sz w:val="21"/>
-        </w:rPr>
-        <w:t>订正：____________________________________________________________</w:t>
-      </w:r>
-    </w:p>
-    <w:p>
-      <w:pPr>
-        <w:spacing w:after="80"/>
-      </w:pPr>
-      <w:r>
-        <w:rPr>
-          <w:rFonts w:ascii="等线" w:hAnsi="等线"/>
-          <w:sz w:val="21"/>
-        </w:rPr>
-        <w:t>心得：____________________________________________________________</w:t>
-      </w:r>
-    </w:p>
-    <w:p>
-      <w:pPr>
-        <w:spacing w:after="80"/>
-      </w:pPr>
-      <w:r>
-        <w:rPr>
-          <w:rFonts w:ascii="等线" w:hAnsi="等线"/>
-          <w:sz w:val="21"/>
-        </w:rPr>
-        <w:t>____________________________________________________________</w:t>
-      </w:r>
-    </w:p>
-    <w:p>
-      <w:pPr>
-        <w:spacing w:after="80"/>
-      </w:pPr>
-    </w:p>
-    <w:p>
-      <w:pPr>
-        <w:keepNext/>
-        <w:spacing w:after="80"/>
-      </w:pPr>
-      <w:r>
-        <w:rPr>
-          <w:rFonts w:ascii="等线" w:hAnsi="等线"/>
-          <w:b/>
-          <w:sz w:val="24"/>
-        </w:rPr>
-        <w:t>第2题</w:t>
+        <w:t>错题订正与复习</w:t>
       </w:r>
     </w:p>
     <w:p>
       <w:pPr>
         <w:keepNext/>
-        <w:spacing w:after="80"/>
+        <w:keepLines/>
+        <w:widowControl/>
+        <w:spacing w:before="100" w:after="40" w:line="264" w:lineRule="auto"/>
       </w:pPr>
       <w:r>
         <w:rPr>
-          <w:rFonts w:ascii="等线" w:hAnsi="等线"/>
-          <w:sz w:val="21"/>
+          <w:rFonts w:ascii="Times New Roman" w:hAnsi="Times New Roman" w:eastAsia="宋体"/>
+          <w:b/>
+          <w:color w:val="000000"/>
+          <w:sz w:val="24"/>
+          <w:u w:val="none"/>
         </w:rPr>
-        <w:t>8. Please ＿＿＿＿＿＿ your computers first and make sure it works. (open/turn on)</w:t>
-      </w:r>
-    </w:p>
-    <w:p>
-      <w:pPr>
-        <w:spacing w:after="80"/>
-      </w:pPr>
-      <w:r>
-        <w:rPr>
-          <w:rFonts w:ascii="等线" w:hAnsi="等线"/>
-          <w:sz w:val="21"/>
-        </w:rPr>
-        <w:t>朵朵原答案：open</w:t>
-      </w:r>
-    </w:p>
-    <w:p>
-      <w:pPr>
-        <w:spacing w:after="80"/>
-      </w:pPr>
-      <w:r>
-        <w:rPr>
-          <w:rFonts w:ascii="等线" w:hAnsi="等线"/>
-          <w:sz w:val="21"/>
-        </w:rPr>
-        <w:t>订正：____________________________________________________________</w:t>
-      </w:r>
-    </w:p>
-    <w:p>
-      <w:pPr>
-        <w:spacing w:after="80"/>
-      </w:pPr>
-      <w:r>
-        <w:rPr>
-          <w:rFonts w:ascii="等线" w:hAnsi="等线"/>
-          <w:sz w:val="21"/>
-        </w:rPr>
-        <w:t>心得：____________________________________________________________</w:t>
-      </w:r>
-    </w:p>
-    <w:p>
-      <w:pPr>
-        <w:spacing w:after="80"/>
-      </w:pPr>
-      <w:r>
-        <w:rPr>
-          <w:rFonts w:ascii="等线" w:hAnsi="等线"/>
-          <w:sz w:val="21"/>
-        </w:rPr>
-        <w:t>____________________________________________________________</w:t>
-      </w:r>
-    </w:p>
-    <w:p>
-      <w:pPr>
-        <w:spacing w:after="80"/>
-      </w:pPr>
-    </w:p>
-    <w:p>
-      <w:pPr>
-        <w:keepNext/>
-        <w:spacing w:after="80"/>
-      </w:pPr>
-      <w:r>
-        <w:rPr>
-          <w:rFonts w:ascii="等线" w:hAnsi="等线"/>
-          <w:b/>
-          <w:sz w:val="24"/>
-        </w:rPr>
-        <w:t>第3题</w:t>
+        <w:t>基础练习</w:t>
       </w:r>
     </w:p>
     <w:p>
       <w:pPr>
         <w:keepNext/>
-        <w:spacing w:after="80"/>
+        <w:keepLines/>
+        <w:widowControl/>
+        <w:spacing w:before="80" w:after="80" w:line="264" w:lineRule="auto"/>
       </w:pPr>
       <w:r>
         <w:rPr>
-          <w:rFonts w:ascii="等线" w:hAnsi="等线"/>
-          <w:sz w:val="21"/>
+          <w:rFonts w:ascii="Times New Roman" w:hAnsi="Times New Roman" w:eastAsia="宋体"/>
+          <w:b/>
+          <w:color w:val="000000"/>
+          <w:sz w:val="22"/>
+          <w:u w:val="none"/>
         </w:rPr>
-        <w:t>3. We give computer ＿＿＿＿＿＿ by putting a program into it. (instruct)</w:t>
-      </w:r>
-    </w:p>
-    <w:p>
-      <w:pPr>
-        <w:spacing w:after="80"/>
-      </w:pPr>
-      <w:r>
-        <w:rPr>
-          <w:rFonts w:ascii="等线" w:hAnsi="等线"/>
-          <w:sz w:val="21"/>
-        </w:rPr>
-        <w:t>朵朵原答案：instruct</w:t>
-      </w:r>
-    </w:p>
-    <w:p>
-      <w:pPr>
-        <w:spacing w:after="80"/>
-      </w:pPr>
-      <w:r>
-        <w:rPr>
-          <w:rFonts w:ascii="等线" w:hAnsi="等线"/>
-          <w:sz w:val="21"/>
-        </w:rPr>
-        <w:t>订正：____________________________________________________________</w:t>
-      </w:r>
-    </w:p>
-    <w:p>
-      <w:pPr>
-        <w:spacing w:after="80"/>
-      </w:pPr>
-      <w:r>
-        <w:rPr>
-          <w:rFonts w:ascii="等线" w:hAnsi="等线"/>
-          <w:sz w:val="21"/>
-        </w:rPr>
-        <w:t>心得：____________________________________________________________</w:t>
-      </w:r>
-    </w:p>
-    <w:p>
-      <w:pPr>
-        <w:spacing w:after="80"/>
-      </w:pPr>
-      <w:r>
-        <w:rPr>
-          <w:rFonts w:ascii="等线" w:hAnsi="等线"/>
-          <w:sz w:val="21"/>
-        </w:rPr>
-        <w:t>____________________________________________________________</w:t>
-      </w:r>
-    </w:p>
-    <w:p>
-      <w:pPr>
-        <w:spacing w:after="80"/>
-      </w:pPr>
-    </w:p>
-    <w:p>
-      <w:pPr>
-        <w:keepNext/>
-        <w:spacing w:after="80"/>
-      </w:pPr>
-      <w:r>
-        <w:rPr>
-          <w:rFonts w:ascii="等线" w:hAnsi="等线"/>
-          <w:b/>
-          <w:sz w:val="24"/>
-        </w:rPr>
-        <w:t>第4题</w:t>
+        <w:t>二、根据中文写出英语词组或句子。</w:t>
       </w:r>
     </w:p>
     <w:p>
       <w:pPr>
         <w:keepNext/>
-        <w:spacing w:after="80"/>
+        <w:keepLines/>
+        <w:widowControl/>
+        <w:spacing w:before="0" w:after="40" w:line="264" w:lineRule="auto"/>
       </w:pPr>
       <w:r>
         <w:rPr>
-          <w:rFonts w:ascii="等线" w:hAnsi="等线"/>
+          <w:rFonts w:ascii="Times New Roman" w:hAnsi="Times New Roman" w:eastAsia="宋体"/>
+          <w:b/>
+          <w:color w:val="000000"/>
           <w:sz w:val="21"/>
+          <w:u w:val="none"/>
         </w:rPr>
-        <w:t>5. I studied ＿＿＿＿＿＿ last semester. (France)</w:t>
+        <w:t>2.</w:t>
       </w:r>
-    </w:p>
-    <w:p>
-      <w:pPr>
-        <w:spacing w:after="80"/>
-      </w:pPr>
       <w:r>
         <w:rPr>
-          <w:rFonts w:ascii="等线" w:hAnsi="等线"/>
+          <w:rFonts w:ascii="Times New Roman" w:hAnsi="Times New Roman" w:eastAsia="宋体"/>
+          <w:b w:val="0"/>
+          <w:color w:val="000000"/>
           <w:sz w:val="21"/>
+          <w:u w:val="none"/>
         </w:rPr>
-        <w:t>朵朵原答案：France</w:t>
-      </w:r>
-    </w:p>
-    <w:p>
-      <w:pPr>
-        <w:spacing w:after="80"/>
-      </w:pPr>
-      <w:r>
-        <w:rPr>
-          <w:rFonts w:ascii="等线" w:hAnsi="等线"/>
-          <w:sz w:val="21"/>
-        </w:rPr>
-        <w:t>订正：____________________________________________________________</w:t>
-      </w:r>
-    </w:p>
-    <w:p>
-      <w:pPr>
-        <w:spacing w:after="80"/>
-      </w:pPr>
-      <w:r>
-        <w:rPr>
-          <w:rFonts w:ascii="等线" w:hAnsi="等线"/>
-          <w:sz w:val="21"/>
-        </w:rPr>
-        <w:t>心得：____________________________________________________________</w:t>
-      </w:r>
-    </w:p>
-    <w:p>
-      <w:pPr>
-        <w:spacing w:after="80"/>
-      </w:pPr>
-      <w:r>
-        <w:rPr>
-          <w:rFonts w:ascii="等线" w:hAnsi="等线"/>
-          <w:sz w:val="21"/>
-        </w:rPr>
-        <w:t>____________________________________________________________</w:t>
-      </w:r>
-    </w:p>
-    <w:p>
-      <w:pPr>
-        <w:spacing w:after="80"/>
-      </w:pPr>
-    </w:p>
-    <w:p>
-      <w:pPr>
-        <w:keepNext/>
-        <w:spacing w:after="80"/>
-      </w:pPr>
-      <w:r>
-        <w:rPr>
-          <w:rFonts w:ascii="等线" w:hAnsi="等线"/>
-          <w:b/>
-          <w:sz w:val="24"/>
-        </w:rPr>
-        <w:t>第5题</w:t>
+        <w:t xml:space="preserve"> 不同的学科</w:t>
       </w:r>
     </w:p>
     <w:p>
       <w:pPr>
         <w:keepNext/>
-        <w:spacing w:after="80"/>
+        <w:keepLines/>
+        <w:widowControl/>
+        <w:spacing w:before="0" w:after="20" w:line="264" w:lineRule="auto"/>
       </w:pPr>
       <w:r>
         <w:rPr>
-          <w:rFonts w:ascii="等线" w:hAnsi="等线"/>
-          <w:sz w:val="21"/>
+          <w:rFonts w:ascii="Times New Roman" w:hAnsi="Times New Roman" w:eastAsia="宋体"/>
+          <w:b/>
+          <w:color w:val="000000"/>
+          <w:sz w:val="20"/>
+          <w:u w:val="none"/>
         </w:rPr>
-        <w:t>6. A lost of people lost their ＿＿＿＿＿＿ in the war. (life)</w:t>
+        <w:t>朵朵原答案：</w:t>
       </w:r>
-    </w:p>
-    <w:p>
-      <w:pPr>
-        <w:spacing w:after="80"/>
-      </w:pPr>
       <w:r>
         <w:rPr>
-          <w:rFonts w:ascii="等线" w:hAnsi="等线"/>
-          <w:sz w:val="21"/>
+          <w:rFonts w:ascii="Times New Roman" w:hAnsi="Times New Roman" w:eastAsia="宋体"/>
+          <w:b w:val="0"/>
+          <w:color w:val="000000"/>
+          <w:sz w:val="20"/>
+          <w:u w:val="none"/>
         </w:rPr>
-        <w:t>朵朵原答案：life</w:t>
-      </w:r>
-    </w:p>
-    <w:p>
-      <w:pPr>
-        <w:spacing w:after="80"/>
-      </w:pPr>
-      <w:r>
-        <w:rPr>
-          <w:rFonts w:ascii="等线" w:hAnsi="等线"/>
-          <w:sz w:val="21"/>
-        </w:rPr>
-        <w:t>订正：____________________________________________________________</w:t>
-      </w:r>
-    </w:p>
-    <w:p>
-      <w:pPr>
-        <w:spacing w:after="80"/>
-      </w:pPr>
-      <w:r>
-        <w:rPr>
-          <w:rFonts w:ascii="等线" w:hAnsi="等线"/>
-          <w:sz w:val="21"/>
-        </w:rPr>
-        <w:t>心得：____________________________________________________________</w:t>
-      </w:r>
-    </w:p>
-    <w:p>
-      <w:pPr>
-        <w:spacing w:after="80"/>
-      </w:pPr>
-      <w:r>
-        <w:rPr>
-          <w:rFonts w:ascii="等线" w:hAnsi="等线"/>
-          <w:sz w:val="21"/>
-        </w:rPr>
-        <w:t>____________________________________________________________</w:t>
-      </w:r>
-    </w:p>
-    <w:p>
-      <w:pPr>
-        <w:spacing w:after="80"/>
-      </w:pPr>
-    </w:p>
-    <w:p>
-      <w:pPr>
-        <w:keepNext/>
-        <w:spacing w:after="80"/>
-      </w:pPr>
-      <w:r>
-        <w:rPr>
-          <w:rFonts w:ascii="等线" w:hAnsi="等线"/>
-          <w:b/>
-          <w:sz w:val="24"/>
-        </w:rPr>
-        <w:t>第6题</w:t>
+        <w:t xml:space="preserve"> different different from（前一处 different 被划去）</w:t>
       </w:r>
     </w:p>
     <w:p>
       <w:pPr>
         <w:keepNext/>
-        <w:spacing w:after="80"/>
+        <w:keepLines/>
+        <w:widowControl/>
+        <w:tabs>
+          <w:tab w:pos="7200" w:val="left"/>
+        </w:tabs>
+        <w:spacing w:before="0" w:after="20" w:line="380" w:lineRule="exact"/>
       </w:pPr>
       <w:r>
         <w:rPr>
-          <w:rFonts w:ascii="等线" w:hAnsi="等线"/>
-          <w:sz w:val="21"/>
+          <w:rFonts w:ascii="Times New Roman" w:hAnsi="Times New Roman" w:eastAsia="宋体"/>
+          <w:b w:val="0"/>
+          <w:color w:val="000000"/>
+          <w:sz w:val="20"/>
+          <w:u w:val="none"/>
         </w:rPr>
-        <w:t>1. She ＿＿＿＿＿＿ to her penfriend once a month. (write)</w:t>
+        <w:t>订正：</w:t>
+      </w:r>
+      <w:r>
+        <w:rPr>
+          <w:rFonts w:ascii="Times New Roman" w:hAnsi="Times New Roman" w:eastAsia="宋体"/>
+          <w:b w:val="0"/>
+          <w:color w:val="000000"/>
+          <w:sz w:val="20"/>
+          <w:u w:val="single"/>
+        </w:rPr>
+        <w:tab/>
       </w:r>
     </w:p>
     <w:p>
       <w:pPr>
-        <w:spacing w:after="80"/>
+        <w:keepNext w:val="0"/>
+        <w:keepLines/>
+        <w:widowControl/>
+        <w:tabs>
+          <w:tab w:pos="7200" w:val="left"/>
+        </w:tabs>
+        <w:spacing w:before="0" w:after="80" w:line="380" w:lineRule="exact"/>
       </w:pPr>
       <w:r>
         <w:rPr>
-          <w:rFonts w:ascii="等线" w:hAnsi="等线"/>
-          <w:sz w:val="21"/>
+          <w:rFonts w:ascii="Times New Roman" w:hAnsi="Times New Roman" w:eastAsia="宋体"/>
+          <w:b w:val="0"/>
+          <w:color w:val="000000"/>
+          <w:sz w:val="20"/>
+          <w:u w:val="none"/>
         </w:rPr>
-        <w:t>朵朵原答案：is writing</w:t>
+        <w:t>心得：</w:t>
       </w:r>
-    </w:p>
-    <w:p>
-      <w:pPr>
-        <w:spacing w:after="80"/>
-      </w:pPr>
       <w:r>
         <w:rPr>
-          <w:rFonts w:ascii="等线" w:hAnsi="等线"/>
-          <w:sz w:val="21"/>
+          <w:rFonts w:ascii="Times New Roman" w:hAnsi="Times New Roman" w:eastAsia="宋体"/>
+          <w:b w:val="0"/>
+          <w:color w:val="000000"/>
+          <w:sz w:val="20"/>
+          <w:u w:val="single"/>
         </w:rPr>
-        <w:t>订正：____________________________________________________________</w:t>
-      </w:r>
-    </w:p>
-    <w:p>
-      <w:pPr>
-        <w:spacing w:after="80"/>
-      </w:pPr>
-      <w:r>
-        <w:rPr>
-          <w:rFonts w:ascii="等线" w:hAnsi="等线"/>
-          <w:sz w:val="21"/>
-        </w:rPr>
-        <w:t>心得：____________________________________________________________</w:t>
-      </w:r>
-    </w:p>
-    <w:p>
-      <w:pPr>
-        <w:spacing w:after="80"/>
-      </w:pPr>
-      <w:r>
-        <w:rPr>
-          <w:rFonts w:ascii="等线" w:hAnsi="等线"/>
-          <w:sz w:val="21"/>
-        </w:rPr>
-        <w:t>____________________________________________________________</w:t>
-      </w:r>
-    </w:p>
-    <w:p>
-      <w:pPr>
-        <w:spacing w:after="80"/>
-      </w:pPr>
-    </w:p>
-    <w:p>
-      <w:pPr>
-        <w:keepNext/>
-        <w:spacing w:after="80"/>
-      </w:pPr>
-      <w:r>
-        <w:rPr>
-          <w:rFonts w:ascii="等线" w:hAnsi="等线"/>
-          <w:b/>
-          <w:sz w:val="24"/>
-        </w:rPr>
-        <w:t>第7题</w:t>
+        <w:tab/>
       </w:r>
     </w:p>
     <w:p>
       <w:pPr>
         <w:keepNext/>
-        <w:spacing w:after="80"/>
+        <w:keepLines/>
+        <w:widowControl/>
+        <w:spacing w:before="80" w:after="80" w:line="264" w:lineRule="auto"/>
       </w:pPr>
       <w:r>
         <w:rPr>
-          <w:rFonts w:ascii="等线" w:hAnsi="等线"/>
-          <w:sz w:val="21"/>
+          <w:rFonts w:ascii="Times New Roman" w:hAnsi="Times New Roman" w:eastAsia="宋体"/>
+          <w:b/>
+          <w:color w:val="000000"/>
+          <w:sz w:val="22"/>
+          <w:u w:val="none"/>
         </w:rPr>
-        <w:t>3. Tim ＿＿＿＿＿＿ my schoolbag just now. (not see)</w:t>
-      </w:r>
-    </w:p>
-    <w:p>
-      <w:pPr>
-        <w:spacing w:after="80"/>
-      </w:pPr>
-      <w:r>
-        <w:rPr>
-          <w:rFonts w:ascii="等线" w:hAnsi="等线"/>
-          <w:sz w:val="21"/>
-        </w:rPr>
-        <w:t>朵朵原答案：doesn't see</w:t>
-      </w:r>
-    </w:p>
-    <w:p>
-      <w:pPr>
-        <w:spacing w:after="80"/>
-      </w:pPr>
-      <w:r>
-        <w:rPr>
-          <w:rFonts w:ascii="等线" w:hAnsi="等线"/>
-          <w:sz w:val="21"/>
-        </w:rPr>
-        <w:t>订正：____________________________________________________________</w:t>
-      </w:r>
-    </w:p>
-    <w:p>
-      <w:pPr>
-        <w:spacing w:after="80"/>
-      </w:pPr>
-      <w:r>
-        <w:rPr>
-          <w:rFonts w:ascii="等线" w:hAnsi="等线"/>
-          <w:sz w:val="21"/>
-        </w:rPr>
-        <w:t>心得：____________________________________________________________</w:t>
-      </w:r>
-    </w:p>
-    <w:p>
-      <w:pPr>
-        <w:spacing w:after="80"/>
-      </w:pPr>
-      <w:r>
-        <w:rPr>
-          <w:rFonts w:ascii="等线" w:hAnsi="等线"/>
-          <w:sz w:val="21"/>
-        </w:rPr>
-        <w:t>____________________________________________________________</w:t>
-      </w:r>
-    </w:p>
-    <w:p>
-      <w:pPr>
-        <w:spacing w:after="80"/>
-      </w:pPr>
-    </w:p>
-    <w:p>
-      <w:pPr>
-        <w:keepNext/>
-        <w:spacing w:after="80"/>
-      </w:pPr>
-      <w:r>
-        <w:rPr>
-          <w:rFonts w:ascii="等线" w:hAnsi="等线"/>
-          <w:b/>
-          <w:sz w:val="24"/>
-        </w:rPr>
-        <w:t>第8题</w:t>
+        <w:t>三、选择合适的词填入空格中。</w:t>
       </w:r>
     </w:p>
     <w:p>
       <w:pPr>
         <w:keepNext/>
-        <w:spacing w:after="80"/>
+        <w:keepLines/>
+        <w:widowControl/>
+        <w:spacing w:before="0" w:after="40" w:line="264" w:lineRule="auto"/>
       </w:pPr>
       <w:r>
         <w:rPr>
-          <w:rFonts w:ascii="等线" w:hAnsi="等线"/>
+          <w:rFonts w:ascii="Times New Roman" w:hAnsi="Times New Roman" w:eastAsia="宋体"/>
+          <w:b/>
+          <w:color w:val="000000"/>
           <w:sz w:val="21"/>
+          <w:u w:val="none"/>
         </w:rPr>
-        <w:t>5. Joyce ＿＿＿＿＿＿ with her students in class during the break this morning. (talk)</w:t>
+        <w:t>8.</w:t>
       </w:r>
-    </w:p>
-    <w:p>
-      <w:pPr>
-        <w:spacing w:after="80"/>
-      </w:pPr>
       <w:r>
         <w:rPr>
-          <w:rFonts w:ascii="等线" w:hAnsi="等线"/>
+          <w:rFonts w:ascii="Times New Roman" w:hAnsi="Times New Roman" w:eastAsia="宋体"/>
+          <w:b w:val="0"/>
+          <w:color w:val="000000"/>
           <w:sz w:val="21"/>
+          <w:u w:val="none"/>
         </w:rPr>
-        <w:t>朵朵原答案：talks</w:t>
-      </w:r>
-    </w:p>
-    <w:p>
-      <w:pPr>
-        <w:spacing w:after="80"/>
-      </w:pPr>
-      <w:r>
-        <w:rPr>
-          <w:rFonts w:ascii="等线" w:hAnsi="等线"/>
-          <w:sz w:val="21"/>
-        </w:rPr>
-        <w:t>订正：____________________________________________________________</w:t>
-      </w:r>
-    </w:p>
-    <w:p>
-      <w:pPr>
-        <w:spacing w:after="80"/>
-      </w:pPr>
-      <w:r>
-        <w:rPr>
-          <w:rFonts w:ascii="等线" w:hAnsi="等线"/>
-          <w:sz w:val="21"/>
-        </w:rPr>
-        <w:t>心得：____________________________________________________________</w:t>
-      </w:r>
-    </w:p>
-    <w:p>
-      <w:pPr>
-        <w:spacing w:after="80"/>
-      </w:pPr>
-      <w:r>
-        <w:rPr>
-          <w:rFonts w:ascii="等线" w:hAnsi="等线"/>
-          <w:sz w:val="21"/>
-        </w:rPr>
-        <w:t>____________________________________________________________</w:t>
-      </w:r>
-    </w:p>
-    <w:p>
-      <w:pPr>
-        <w:spacing w:after="80"/>
-      </w:pPr>
-    </w:p>
-    <w:p>
-      <w:pPr>
-        <w:keepNext/>
-        <w:spacing w:after="80"/>
-      </w:pPr>
-      <w:r>
-        <w:rPr>
-          <w:rFonts w:ascii="等线" w:hAnsi="等线"/>
-          <w:b/>
-          <w:sz w:val="24"/>
-        </w:rPr>
-        <w:t>第9题</w:t>
+        <w:t xml:space="preserve"> Please ________ your computers first and make sure it works. (open/turn on)</w:t>
       </w:r>
     </w:p>
     <w:p>
       <w:pPr>
         <w:keepNext/>
-        <w:spacing w:after="80"/>
+        <w:keepLines/>
+        <w:widowControl/>
+        <w:spacing w:before="0" w:after="20" w:line="264" w:lineRule="auto"/>
       </w:pPr>
       <w:r>
         <w:rPr>
-          <w:rFonts w:ascii="等线" w:hAnsi="等线"/>
-          <w:sz w:val="21"/>
+          <w:rFonts w:ascii="Times New Roman" w:hAnsi="Times New Roman" w:eastAsia="宋体"/>
+          <w:b/>
+          <w:color w:val="000000"/>
+          <w:sz w:val="20"/>
+          <w:u w:val="none"/>
         </w:rPr>
-        <w:t>1. What happened to Rick after the accident?</w:t>
-        <w:br/>
-        <w:t>＿＿＿＿＿＿＿＿＿＿＿＿＿＿＿＿＿＿＿＿＿＿＿＿</w:t>
+        <w:t>朵朵原答案：</w:t>
       </w:r>
-    </w:p>
-    <w:p>
-      <w:pPr>
-        <w:spacing w:after="80"/>
-      </w:pPr>
       <w:r>
         <w:rPr>
-          <w:rFonts w:ascii="等线" w:hAnsi="等线"/>
-          <w:sz w:val="21"/>
+          <w:rFonts w:ascii="Times New Roman" w:hAnsi="Times New Roman" w:eastAsia="宋体"/>
+          <w:b w:val="0"/>
+          <w:color w:val="000000"/>
+          <w:sz w:val="20"/>
+          <w:u w:val="none"/>
         </w:rPr>
-        <w:t>朵朵原答案：未作答</w:t>
-      </w:r>
-    </w:p>
-    <w:p>
-      <w:pPr>
-        <w:spacing w:after="80"/>
-      </w:pPr>
-      <w:r>
-        <w:rPr>
-          <w:rFonts w:ascii="等线" w:hAnsi="等线"/>
-          <w:sz w:val="21"/>
-        </w:rPr>
-        <w:t>订正：____________________________________________________________</w:t>
-      </w:r>
-    </w:p>
-    <w:p>
-      <w:pPr>
-        <w:spacing w:after="80"/>
-      </w:pPr>
-      <w:r>
-        <w:rPr>
-          <w:rFonts w:ascii="等线" w:hAnsi="等线"/>
-          <w:sz w:val="21"/>
-        </w:rPr>
-        <w:t>心得：____________________________________________________________</w:t>
-      </w:r>
-    </w:p>
-    <w:p>
-      <w:pPr>
-        <w:spacing w:after="80"/>
-      </w:pPr>
-      <w:r>
-        <w:rPr>
-          <w:rFonts w:ascii="等线" w:hAnsi="等线"/>
-          <w:sz w:val="21"/>
-        </w:rPr>
-        <w:t>____________________________________________________________</w:t>
-      </w:r>
-    </w:p>
-    <w:p>
-      <w:pPr>
-        <w:spacing w:after="80"/>
-      </w:pPr>
-    </w:p>
-    <w:p>
-      <w:pPr>
-        <w:keepNext/>
-        <w:spacing w:after="80"/>
-      </w:pPr>
-      <w:r>
-        <w:rPr>
-          <w:rFonts w:ascii="等线" w:hAnsi="等线"/>
-          <w:b/>
-          <w:sz w:val="24"/>
-        </w:rPr>
-        <w:t>第10题</w:t>
+        <w:t xml:space="preserve"> open</w:t>
       </w:r>
     </w:p>
     <w:p>
       <w:pPr>
         <w:keepNext/>
-        <w:spacing w:after="80"/>
+        <w:keepLines/>
+        <w:widowControl/>
+        <w:tabs>
+          <w:tab w:pos="7200" w:val="left"/>
+        </w:tabs>
+        <w:spacing w:before="0" w:after="20" w:line="380" w:lineRule="exact"/>
       </w:pPr>
       <w:r>
         <w:rPr>
-          <w:rFonts w:ascii="等线" w:hAnsi="等线"/>
-          <w:sz w:val="21"/>
+          <w:rFonts w:ascii="Times New Roman" w:hAnsi="Times New Roman" w:eastAsia="宋体"/>
+          <w:b w:val="0"/>
+          <w:color w:val="000000"/>
+          <w:sz w:val="20"/>
+          <w:u w:val="none"/>
         </w:rPr>
-        <w:t>2. When did Rick decide to wheel around the world?</w:t>
-        <w:br/>
-        <w:t>＿＿＿＿＿＿＿＿＿＿＿＿＿＿＿＿＿＿＿＿＿＿＿＿</w:t>
+        <w:t>订正：</w:t>
+      </w:r>
+      <w:r>
+        <w:rPr>
+          <w:rFonts w:ascii="Times New Roman" w:hAnsi="Times New Roman" w:eastAsia="宋体"/>
+          <w:b w:val="0"/>
+          <w:color w:val="000000"/>
+          <w:sz w:val="20"/>
+          <w:u w:val="single"/>
+        </w:rPr>
+        <w:tab/>
       </w:r>
     </w:p>
     <w:p>
       <w:pPr>
-        <w:spacing w:after="80"/>
+        <w:keepNext w:val="0"/>
+        <w:keepLines/>
+        <w:widowControl/>
+        <w:tabs>
+          <w:tab w:pos="7200" w:val="left"/>
+        </w:tabs>
+        <w:spacing w:before="0" w:after="80" w:line="380" w:lineRule="exact"/>
       </w:pPr>
       <w:r>
         <w:rPr>
-          <w:rFonts w:ascii="等线" w:hAnsi="等线"/>
-          <w:sz w:val="21"/>
+          <w:rFonts w:ascii="Times New Roman" w:hAnsi="Times New Roman" w:eastAsia="宋体"/>
+          <w:b w:val="0"/>
+          <w:color w:val="000000"/>
+          <w:sz w:val="20"/>
+          <w:u w:val="none"/>
         </w:rPr>
-        <w:t>朵朵原答案：未作答</w:t>
+        <w:t>心得：</w:t>
       </w:r>
-    </w:p>
-    <w:p>
-      <w:pPr>
-        <w:spacing w:after="80"/>
-      </w:pPr>
       <w:r>
         <w:rPr>
-          <w:rFonts w:ascii="等线" w:hAnsi="等线"/>
-          <w:sz w:val="21"/>
+          <w:rFonts w:ascii="Times New Roman" w:hAnsi="Times New Roman" w:eastAsia="宋体"/>
+          <w:b w:val="0"/>
+          <w:color w:val="000000"/>
+          <w:sz w:val="20"/>
+          <w:u w:val="single"/>
         </w:rPr>
-        <w:t>订正：____________________________________________________________</w:t>
-      </w:r>
-    </w:p>
-    <w:p>
-      <w:pPr>
-        <w:spacing w:after="80"/>
-      </w:pPr>
-      <w:r>
-        <w:rPr>
-          <w:rFonts w:ascii="等线" w:hAnsi="等线"/>
-          <w:sz w:val="21"/>
-        </w:rPr>
-        <w:t>心得：____________________________________________________________</w:t>
-      </w:r>
-    </w:p>
-    <w:p>
-      <w:pPr>
-        <w:spacing w:after="80"/>
-      </w:pPr>
-      <w:r>
-        <w:rPr>
-          <w:rFonts w:ascii="等线" w:hAnsi="等线"/>
-          <w:sz w:val="21"/>
-        </w:rPr>
-        <w:t>____________________________________________________________</w:t>
-      </w:r>
-    </w:p>
-    <w:p>
-      <w:pPr>
-        <w:spacing w:after="80"/>
-      </w:pPr>
-    </w:p>
-    <w:p>
-      <w:pPr>
-        <w:keepNext/>
-        <w:spacing w:after="80"/>
-      </w:pPr>
-      <w:r>
-        <w:rPr>
-          <w:rFonts w:ascii="等线" w:hAnsi="等线"/>
-          <w:b/>
-          <w:sz w:val="24"/>
-        </w:rPr>
-        <w:t>第11题</w:t>
+        <w:tab/>
       </w:r>
     </w:p>
     <w:p>
       <w:pPr>
         <w:keepNext/>
-        <w:spacing w:after="80"/>
+        <w:keepLines/>
+        <w:widowControl/>
+        <w:spacing w:before="80" w:after="80" w:line="264" w:lineRule="auto"/>
       </w:pPr>
       <w:r>
         <w:rPr>
-          <w:rFonts w:ascii="等线" w:hAnsi="等线"/>
-          <w:sz w:val="21"/>
+          <w:rFonts w:ascii="Times New Roman" w:hAnsi="Times New Roman" w:eastAsia="宋体"/>
+          <w:b/>
+          <w:color w:val="000000"/>
+          <w:sz w:val="22"/>
+          <w:u w:val="none"/>
         </w:rPr>
-        <w:t>3. Why did Rick take his tour around the world?</w:t>
-        <w:br/>
-        <w:t>＿＿＿＿＿＿＿＿＿＿＿＿＿＿＿＿＿＿＿＿＿＿＿＿</w:t>
-      </w:r>
-    </w:p>
-    <w:p>
-      <w:pPr>
-        <w:spacing w:after="80"/>
-      </w:pPr>
-      <w:r>
-        <w:rPr>
-          <w:rFonts w:ascii="等线" w:hAnsi="等线"/>
-          <w:sz w:val="21"/>
-        </w:rPr>
-        <w:t>朵朵原答案：未作答</w:t>
-      </w:r>
-    </w:p>
-    <w:p>
-      <w:pPr>
-        <w:spacing w:after="80"/>
-      </w:pPr>
-      <w:r>
-        <w:rPr>
-          <w:rFonts w:ascii="等线" w:hAnsi="等线"/>
-          <w:sz w:val="21"/>
-        </w:rPr>
-        <w:t>订正：____________________________________________________________</w:t>
-      </w:r>
-    </w:p>
-    <w:p>
-      <w:pPr>
-        <w:spacing w:after="80"/>
-      </w:pPr>
-      <w:r>
-        <w:rPr>
-          <w:rFonts w:ascii="等线" w:hAnsi="等线"/>
-          <w:sz w:val="21"/>
-        </w:rPr>
-        <w:t>心得：____________________________________________________________</w:t>
-      </w:r>
-    </w:p>
-    <w:p>
-      <w:pPr>
-        <w:spacing w:after="80"/>
-      </w:pPr>
-      <w:r>
-        <w:rPr>
-          <w:rFonts w:ascii="等线" w:hAnsi="等线"/>
-          <w:sz w:val="21"/>
-        </w:rPr>
-        <w:t>____________________________________________________________</w:t>
-      </w:r>
-    </w:p>
-    <w:p>
-      <w:pPr>
-        <w:spacing w:after="80"/>
-      </w:pPr>
-    </w:p>
-    <w:p>
-      <w:pPr>
-        <w:keepNext/>
-        <w:spacing w:after="80"/>
-      </w:pPr>
-      <w:r>
-        <w:rPr>
-          <w:rFonts w:ascii="等线" w:hAnsi="等线"/>
-          <w:b/>
-          <w:sz w:val="24"/>
-        </w:rPr>
-        <w:t>第12题</w:t>
+        <w:t>五、用所给单词的适当形式填空。</w:t>
       </w:r>
     </w:p>
     <w:p>
       <w:pPr>
         <w:keepNext/>
-        <w:spacing w:after="80"/>
+        <w:keepLines/>
+        <w:widowControl/>
+        <w:spacing w:before="0" w:after="40" w:line="264" w:lineRule="auto"/>
       </w:pPr>
       <w:r>
         <w:rPr>
-          <w:rFonts w:ascii="等线" w:hAnsi="等线"/>
+          <w:rFonts w:ascii="Times New Roman" w:hAnsi="Times New Roman" w:eastAsia="宋体"/>
+          <w:b/>
+          <w:color w:val="000000"/>
           <w:sz w:val="21"/>
+          <w:u w:val="none"/>
         </w:rPr>
-        <w:t>4. What was Rick's motto?</w:t>
-        <w:br/>
-        <w:t>＿＿＿＿＿＿＿＿＿＿＿＿＿＿＿＿＿＿＿＿＿＿＿＿</w:t>
+        <w:t>3.</w:t>
       </w:r>
-    </w:p>
-    <w:p>
-      <w:pPr>
-        <w:spacing w:after="80"/>
-      </w:pPr>
       <w:r>
         <w:rPr>
-          <w:rFonts w:ascii="等线" w:hAnsi="等线"/>
+          <w:rFonts w:ascii="Times New Roman" w:hAnsi="Times New Roman" w:eastAsia="宋体"/>
+          <w:b w:val="0"/>
+          <w:color w:val="000000"/>
           <w:sz w:val="21"/>
+          <w:u w:val="none"/>
         </w:rPr>
-        <w:t>朵朵原答案：未作答</w:t>
-      </w:r>
-    </w:p>
-    <w:p>
-      <w:pPr>
-        <w:spacing w:after="80"/>
-      </w:pPr>
-      <w:r>
-        <w:rPr>
-          <w:rFonts w:ascii="等线" w:hAnsi="等线"/>
-          <w:sz w:val="21"/>
-        </w:rPr>
-        <w:t>订正：____________________________________________________________</w:t>
-      </w:r>
-    </w:p>
-    <w:p>
-      <w:pPr>
-        <w:spacing w:after="80"/>
-      </w:pPr>
-      <w:r>
-        <w:rPr>
-          <w:rFonts w:ascii="等线" w:hAnsi="等线"/>
-          <w:sz w:val="21"/>
-        </w:rPr>
-        <w:t>心得：____________________________________________________________</w:t>
-      </w:r>
-    </w:p>
-    <w:p>
-      <w:pPr>
-        <w:spacing w:after="80"/>
-      </w:pPr>
-      <w:r>
-        <w:rPr>
-          <w:rFonts w:ascii="等线" w:hAnsi="等线"/>
-          <w:sz w:val="21"/>
-        </w:rPr>
-        <w:t>____________________________________________________________</w:t>
-      </w:r>
-    </w:p>
-    <w:p>
-      <w:pPr>
-        <w:spacing w:after="80"/>
-      </w:pPr>
-    </w:p>
-    <w:p>
-      <w:pPr>
-        <w:keepNext/>
-        <w:spacing w:after="80"/>
-      </w:pPr>
-      <w:r>
-        <w:rPr>
-          <w:rFonts w:ascii="等线" w:hAnsi="等线"/>
-          <w:b/>
-          <w:sz w:val="24"/>
-        </w:rPr>
-        <w:t>第13题</w:t>
+        <w:t xml:space="preserve"> We give computer ________ by putting a program into it. (instruct)</w:t>
       </w:r>
     </w:p>
     <w:p>
       <w:pPr>
         <w:keepNext/>
-        <w:spacing w:after="80"/>
+        <w:keepLines/>
+        <w:widowControl/>
+        <w:spacing w:before="0" w:after="20" w:line="264" w:lineRule="auto"/>
       </w:pPr>
       <w:r>
         <w:rPr>
-          <w:rFonts w:ascii="等线" w:hAnsi="等线"/>
-          <w:sz w:val="21"/>
+          <w:rFonts w:ascii="Times New Roman" w:hAnsi="Times New Roman" w:eastAsia="宋体"/>
+          <w:b/>
+          <w:color w:val="000000"/>
+          <w:sz w:val="20"/>
+          <w:u w:val="none"/>
         </w:rPr>
-        <w:t>5. What do you think of Rick?</w:t>
-        <w:br/>
-        <w:t>＿＿＿＿＿＿＿＿＿＿＿＿＿＿＿＿＿＿＿＿＿＿＿＿</w:t>
+        <w:t>朵朵原答案：</w:t>
+      </w:r>
+      <w:r>
+        <w:rPr>
+          <w:rFonts w:ascii="Times New Roman" w:hAnsi="Times New Roman" w:eastAsia="宋体"/>
+          <w:b w:val="0"/>
+          <w:color w:val="000000"/>
+          <w:sz w:val="20"/>
+          <w:u w:val="none"/>
+        </w:rPr>
+        <w:t xml:space="preserve"> instruct</w:t>
       </w:r>
     </w:p>
     <w:p>
       <w:pPr>
-        <w:spacing w:after="80"/>
+        <w:keepNext/>
+        <w:keepLines/>
+        <w:widowControl/>
+        <w:tabs>
+          <w:tab w:pos="7200" w:val="left"/>
+        </w:tabs>
+        <w:spacing w:before="0" w:after="20" w:line="380" w:lineRule="exact"/>
       </w:pPr>
       <w:r>
         <w:rPr>
-          <w:rFonts w:ascii="等线" w:hAnsi="等线"/>
-          <w:sz w:val="21"/>
+          <w:rFonts w:ascii="Times New Roman" w:hAnsi="Times New Roman" w:eastAsia="宋体"/>
+          <w:b w:val="0"/>
+          <w:color w:val="000000"/>
+          <w:sz w:val="20"/>
+          <w:u w:val="none"/>
         </w:rPr>
-        <w:t>朵朵原答案：未作答</w:t>
+        <w:t>订正：</w:t>
+      </w:r>
+      <w:r>
+        <w:rPr>
+          <w:rFonts w:ascii="Times New Roman" w:hAnsi="Times New Roman" w:eastAsia="宋体"/>
+          <w:b w:val="0"/>
+          <w:color w:val="000000"/>
+          <w:sz w:val="20"/>
+          <w:u w:val="single"/>
+        </w:rPr>
+        <w:tab/>
       </w:r>
     </w:p>
     <w:p>
       <w:pPr>
-        <w:spacing w:after="80"/>
+        <w:keepNext w:val="0"/>
+        <w:keepLines/>
+        <w:widowControl/>
+        <w:tabs>
+          <w:tab w:pos="7200" w:val="left"/>
+        </w:tabs>
+        <w:spacing w:before="0" w:after="80" w:line="380" w:lineRule="exact"/>
       </w:pPr>
       <w:r>
         <w:rPr>
-          <w:rFonts w:ascii="等线" w:hAnsi="等线"/>
-          <w:sz w:val="21"/>
+          <w:rFonts w:ascii="Times New Roman" w:hAnsi="Times New Roman" w:eastAsia="宋体"/>
+          <w:b w:val="0"/>
+          <w:color w:val="000000"/>
+          <w:sz w:val="20"/>
+          <w:u w:val="none"/>
         </w:rPr>
-        <w:t>订正：____________________________________________________________</w:t>
+        <w:t>心得：</w:t>
+      </w:r>
+      <w:r>
+        <w:rPr>
+          <w:rFonts w:ascii="Times New Roman" w:hAnsi="Times New Roman" w:eastAsia="宋体"/>
+          <w:b w:val="0"/>
+          <w:color w:val="000000"/>
+          <w:sz w:val="20"/>
+          <w:u w:val="single"/>
+        </w:rPr>
+        <w:tab/>
       </w:r>
     </w:p>
     <w:p>
       <w:pPr>
-        <w:spacing w:after="80"/>
+        <w:keepNext/>
+        <w:keepLines/>
+        <w:widowControl/>
+        <w:spacing w:before="0" w:after="40" w:line="264" w:lineRule="auto"/>
       </w:pPr>
       <w:r>
         <w:rPr>
-          <w:rFonts w:ascii="等线" w:hAnsi="等线"/>
+          <w:rFonts w:ascii="Times New Roman" w:hAnsi="Times New Roman" w:eastAsia="宋体"/>
+          <w:b/>
+          <w:color w:val="000000"/>
           <w:sz w:val="21"/>
+          <w:u w:val="none"/>
         </w:rPr>
-        <w:t>心得：____________________________________________________________</w:t>
+        <w:t>5.</w:t>
+      </w:r>
+      <w:r>
+        <w:rPr>
+          <w:rFonts w:ascii="Times New Roman" w:hAnsi="Times New Roman" w:eastAsia="宋体"/>
+          <w:b w:val="0"/>
+          <w:color w:val="000000"/>
+          <w:sz w:val="21"/>
+          <w:u w:val="none"/>
+        </w:rPr>
+        <w:t xml:space="preserve"> I studied ________ last semester. (France)</w:t>
       </w:r>
     </w:p>
     <w:p>
       <w:pPr>
-        <w:spacing w:after="80"/>
+        <w:keepNext/>
+        <w:keepLines/>
+        <w:widowControl/>
+        <w:spacing w:before="0" w:after="20" w:line="264" w:lineRule="auto"/>
       </w:pPr>
       <w:r>
         <w:rPr>
-          <w:rFonts w:ascii="等线" w:hAnsi="等线"/>
+          <w:rFonts w:ascii="Times New Roman" w:hAnsi="Times New Roman" w:eastAsia="宋体"/>
+          <w:b/>
+          <w:color w:val="000000"/>
+          <w:sz w:val="20"/>
+          <w:u w:val="none"/>
+        </w:rPr>
+        <w:t>朵朵原答案：</w:t>
+      </w:r>
+      <w:r>
+        <w:rPr>
+          <w:rFonts w:ascii="Times New Roman" w:hAnsi="Times New Roman" w:eastAsia="宋体"/>
+          <w:b w:val="0"/>
+          <w:color w:val="000000"/>
+          <w:sz w:val="20"/>
+          <w:u w:val="none"/>
+        </w:rPr>
+        <w:t xml:space="preserve"> France</w:t>
+      </w:r>
+    </w:p>
+    <w:p>
+      <w:pPr>
+        <w:keepNext/>
+        <w:keepLines/>
+        <w:widowControl/>
+        <w:tabs>
+          <w:tab w:pos="7200" w:val="left"/>
+        </w:tabs>
+        <w:spacing w:before="0" w:after="20" w:line="380" w:lineRule="exact"/>
+      </w:pPr>
+      <w:r>
+        <w:rPr>
+          <w:rFonts w:ascii="Times New Roman" w:hAnsi="Times New Roman" w:eastAsia="宋体"/>
+          <w:b w:val="0"/>
+          <w:color w:val="000000"/>
+          <w:sz w:val="20"/>
+          <w:u w:val="none"/>
+        </w:rPr>
+        <w:t>订正：</w:t>
+      </w:r>
+      <w:r>
+        <w:rPr>
+          <w:rFonts w:ascii="Times New Roman" w:hAnsi="Times New Roman" w:eastAsia="宋体"/>
+          <w:b w:val="0"/>
+          <w:color w:val="000000"/>
+          <w:sz w:val="20"/>
+          <w:u w:val="single"/>
+        </w:rPr>
+        <w:tab/>
+      </w:r>
+    </w:p>
+    <w:p>
+      <w:pPr>
+        <w:keepNext w:val="0"/>
+        <w:keepLines/>
+        <w:widowControl/>
+        <w:tabs>
+          <w:tab w:pos="7200" w:val="left"/>
+        </w:tabs>
+        <w:spacing w:before="0" w:after="80" w:line="380" w:lineRule="exact"/>
+      </w:pPr>
+      <w:r>
+        <w:rPr>
+          <w:rFonts w:ascii="Times New Roman" w:hAnsi="Times New Roman" w:eastAsia="宋体"/>
+          <w:b w:val="0"/>
+          <w:color w:val="000000"/>
+          <w:sz w:val="20"/>
+          <w:u w:val="none"/>
+        </w:rPr>
+        <w:t>心得：</w:t>
+      </w:r>
+      <w:r>
+        <w:rPr>
+          <w:rFonts w:ascii="Times New Roman" w:hAnsi="Times New Roman" w:eastAsia="宋体"/>
+          <w:b w:val="0"/>
+          <w:color w:val="000000"/>
+          <w:sz w:val="20"/>
+          <w:u w:val="single"/>
+        </w:rPr>
+        <w:tab/>
+      </w:r>
+    </w:p>
+    <w:p>
+      <w:pPr>
+        <w:keepNext/>
+        <w:keepLines/>
+        <w:widowControl/>
+        <w:spacing w:before="0" w:after="40" w:line="264" w:lineRule="auto"/>
+      </w:pPr>
+      <w:r>
+        <w:rPr>
+          <w:rFonts w:ascii="Times New Roman" w:hAnsi="Times New Roman" w:eastAsia="宋体"/>
+          <w:b/>
+          <w:color w:val="000000"/>
           <w:sz w:val="21"/>
+          <w:u w:val="none"/>
         </w:rPr>
-        <w:t>____________________________________________________________</w:t>
+        <w:t>6.</w:t>
+      </w:r>
+      <w:r>
+        <w:rPr>
+          <w:rFonts w:ascii="Times New Roman" w:hAnsi="Times New Roman" w:eastAsia="宋体"/>
+          <w:b w:val="0"/>
+          <w:color w:val="000000"/>
+          <w:sz w:val="21"/>
+          <w:u w:val="none"/>
+        </w:rPr>
+        <w:t xml:space="preserve"> A lost of people lost their ________ in the war. (life)</w:t>
+      </w:r>
+    </w:p>
+    <w:p>
+      <w:pPr>
+        <w:keepNext/>
+        <w:keepLines/>
+        <w:widowControl/>
+        <w:spacing w:before="0" w:after="20" w:line="264" w:lineRule="auto"/>
+      </w:pPr>
+      <w:r>
+        <w:rPr>
+          <w:rFonts w:ascii="Times New Roman" w:hAnsi="Times New Roman" w:eastAsia="宋体"/>
+          <w:b/>
+          <w:color w:val="000000"/>
+          <w:sz w:val="20"/>
+          <w:u w:val="none"/>
+        </w:rPr>
+        <w:t>朵朵原答案：</w:t>
+      </w:r>
+      <w:r>
+        <w:rPr>
+          <w:rFonts w:ascii="Times New Roman" w:hAnsi="Times New Roman" w:eastAsia="宋体"/>
+          <w:b w:val="0"/>
+          <w:color w:val="000000"/>
+          <w:sz w:val="20"/>
+          <w:u w:val="none"/>
+        </w:rPr>
+        <w:t xml:space="preserve"> life</w:t>
+      </w:r>
+    </w:p>
+    <w:p>
+      <w:pPr>
+        <w:keepNext/>
+        <w:keepLines/>
+        <w:widowControl/>
+        <w:tabs>
+          <w:tab w:pos="7200" w:val="left"/>
+        </w:tabs>
+        <w:spacing w:before="0" w:after="20" w:line="380" w:lineRule="exact"/>
+      </w:pPr>
+      <w:r>
+        <w:rPr>
+          <w:rFonts w:ascii="Times New Roman" w:hAnsi="Times New Roman" w:eastAsia="宋体"/>
+          <w:b w:val="0"/>
+          <w:color w:val="000000"/>
+          <w:sz w:val="20"/>
+          <w:u w:val="none"/>
+        </w:rPr>
+        <w:t>订正：</w:t>
+      </w:r>
+      <w:r>
+        <w:rPr>
+          <w:rFonts w:ascii="Times New Roman" w:hAnsi="Times New Roman" w:eastAsia="宋体"/>
+          <w:b w:val="0"/>
+          <w:color w:val="000000"/>
+          <w:sz w:val="20"/>
+          <w:u w:val="single"/>
+        </w:rPr>
+        <w:tab/>
+      </w:r>
+    </w:p>
+    <w:p>
+      <w:pPr>
+        <w:keepNext w:val="0"/>
+        <w:keepLines/>
+        <w:widowControl/>
+        <w:tabs>
+          <w:tab w:pos="7200" w:val="left"/>
+        </w:tabs>
+        <w:spacing w:before="0" w:after="80" w:line="380" w:lineRule="exact"/>
+      </w:pPr>
+      <w:r>
+        <w:rPr>
+          <w:rFonts w:ascii="Times New Roman" w:hAnsi="Times New Roman" w:eastAsia="宋体"/>
+          <w:b w:val="0"/>
+          <w:color w:val="000000"/>
+          <w:sz w:val="20"/>
+          <w:u w:val="none"/>
+        </w:rPr>
+        <w:t>心得：</w:t>
+      </w:r>
+      <w:r>
+        <w:rPr>
+          <w:rFonts w:ascii="Times New Roman" w:hAnsi="Times New Roman" w:eastAsia="宋体"/>
+          <w:b w:val="0"/>
+          <w:color w:val="000000"/>
+          <w:sz w:val="20"/>
+          <w:u w:val="single"/>
+        </w:rPr>
+        <w:tab/>
+      </w:r>
+    </w:p>
+    <w:p>
+      <w:pPr>
+        <w:keepNext/>
+        <w:keepLines/>
+        <w:widowControl/>
+        <w:spacing w:before="80" w:after="80" w:line="264" w:lineRule="auto"/>
+      </w:pPr>
+      <w:r>
+        <w:rPr>
+          <w:rFonts w:ascii="Times New Roman" w:hAnsi="Times New Roman" w:eastAsia="宋体"/>
+          <w:b/>
+          <w:color w:val="000000"/>
+          <w:sz w:val="22"/>
+          <w:u w:val="none"/>
+        </w:rPr>
+        <w:t>六、时态填空题。</w:t>
+      </w:r>
+    </w:p>
+    <w:p>
+      <w:pPr>
+        <w:keepNext/>
+        <w:keepLines/>
+        <w:widowControl/>
+        <w:spacing w:before="0" w:after="40" w:line="264" w:lineRule="auto"/>
+      </w:pPr>
+      <w:r>
+        <w:rPr>
+          <w:rFonts w:ascii="Times New Roman" w:hAnsi="Times New Roman" w:eastAsia="宋体"/>
+          <w:b/>
+          <w:color w:val="000000"/>
+          <w:sz w:val="21"/>
+          <w:u w:val="none"/>
+        </w:rPr>
+        <w:t>1.</w:t>
+      </w:r>
+      <w:r>
+        <w:rPr>
+          <w:rFonts w:ascii="Times New Roman" w:hAnsi="Times New Roman" w:eastAsia="宋体"/>
+          <w:b w:val="0"/>
+          <w:color w:val="000000"/>
+          <w:sz w:val="21"/>
+          <w:u w:val="none"/>
+        </w:rPr>
+        <w:t xml:space="preserve"> She ________ to her penfriend once a month. (write)</w:t>
+      </w:r>
+    </w:p>
+    <w:p>
+      <w:pPr>
+        <w:keepNext/>
+        <w:keepLines/>
+        <w:widowControl/>
+        <w:spacing w:before="0" w:after="20" w:line="264" w:lineRule="auto"/>
+      </w:pPr>
+      <w:r>
+        <w:rPr>
+          <w:rFonts w:ascii="Times New Roman" w:hAnsi="Times New Roman" w:eastAsia="宋体"/>
+          <w:b/>
+          <w:color w:val="000000"/>
+          <w:sz w:val="20"/>
+          <w:u w:val="none"/>
+        </w:rPr>
+        <w:t>朵朵原答案：</w:t>
+      </w:r>
+      <w:r>
+        <w:rPr>
+          <w:rFonts w:ascii="Times New Roman" w:hAnsi="Times New Roman" w:eastAsia="宋体"/>
+          <w:b w:val="0"/>
+          <w:color w:val="000000"/>
+          <w:sz w:val="20"/>
+          <w:u w:val="none"/>
+        </w:rPr>
+        <w:t xml:space="preserve"> is writing</w:t>
+      </w:r>
+    </w:p>
+    <w:p>
+      <w:pPr>
+        <w:keepNext/>
+        <w:keepLines/>
+        <w:widowControl/>
+        <w:tabs>
+          <w:tab w:pos="7200" w:val="left"/>
+        </w:tabs>
+        <w:spacing w:before="0" w:after="20" w:line="380" w:lineRule="exact"/>
+      </w:pPr>
+      <w:r>
+        <w:rPr>
+          <w:rFonts w:ascii="Times New Roman" w:hAnsi="Times New Roman" w:eastAsia="宋体"/>
+          <w:b w:val="0"/>
+          <w:color w:val="000000"/>
+          <w:sz w:val="20"/>
+          <w:u w:val="none"/>
+        </w:rPr>
+        <w:t>订正：</w:t>
+      </w:r>
+      <w:r>
+        <w:rPr>
+          <w:rFonts w:ascii="Times New Roman" w:hAnsi="Times New Roman" w:eastAsia="宋体"/>
+          <w:b w:val="0"/>
+          <w:color w:val="000000"/>
+          <w:sz w:val="20"/>
+          <w:u w:val="single"/>
+        </w:rPr>
+        <w:tab/>
+      </w:r>
+    </w:p>
+    <w:p>
+      <w:pPr>
+        <w:keepNext w:val="0"/>
+        <w:keepLines/>
+        <w:widowControl/>
+        <w:tabs>
+          <w:tab w:pos="7200" w:val="left"/>
+        </w:tabs>
+        <w:spacing w:before="0" w:after="80" w:line="380" w:lineRule="exact"/>
+      </w:pPr>
+      <w:r>
+        <w:rPr>
+          <w:rFonts w:ascii="Times New Roman" w:hAnsi="Times New Roman" w:eastAsia="宋体"/>
+          <w:b w:val="0"/>
+          <w:color w:val="000000"/>
+          <w:sz w:val="20"/>
+          <w:u w:val="none"/>
+        </w:rPr>
+        <w:t>心得：</w:t>
+      </w:r>
+      <w:r>
+        <w:rPr>
+          <w:rFonts w:ascii="Times New Roman" w:hAnsi="Times New Roman" w:eastAsia="宋体"/>
+          <w:b w:val="0"/>
+          <w:color w:val="000000"/>
+          <w:sz w:val="20"/>
+          <w:u w:val="single"/>
+        </w:rPr>
+        <w:tab/>
+      </w:r>
+    </w:p>
+    <w:p>
+      <w:pPr>
+        <w:keepNext/>
+        <w:keepLines/>
+        <w:widowControl/>
+        <w:spacing w:before="0" w:after="40" w:line="264" w:lineRule="auto"/>
+      </w:pPr>
+      <w:r>
+        <w:rPr>
+          <w:rFonts w:ascii="Times New Roman" w:hAnsi="Times New Roman" w:eastAsia="宋体"/>
+          <w:b/>
+          <w:color w:val="000000"/>
+          <w:sz w:val="21"/>
+          <w:u w:val="none"/>
+        </w:rPr>
+        <w:t>3.</w:t>
+      </w:r>
+      <w:r>
+        <w:rPr>
+          <w:rFonts w:ascii="Times New Roman" w:hAnsi="Times New Roman" w:eastAsia="宋体"/>
+          <w:b w:val="0"/>
+          <w:color w:val="000000"/>
+          <w:sz w:val="21"/>
+          <w:u w:val="none"/>
+        </w:rPr>
+        <w:t xml:space="preserve"> Tim ________ my schoolbag just now. (not see)</w:t>
+      </w:r>
+    </w:p>
+    <w:p>
+      <w:pPr>
+        <w:keepNext/>
+        <w:keepLines/>
+        <w:widowControl/>
+        <w:spacing w:before="0" w:after="20" w:line="264" w:lineRule="auto"/>
+      </w:pPr>
+      <w:r>
+        <w:rPr>
+          <w:rFonts w:ascii="Times New Roman" w:hAnsi="Times New Roman" w:eastAsia="宋体"/>
+          <w:b/>
+          <w:color w:val="000000"/>
+          <w:sz w:val="20"/>
+          <w:u w:val="none"/>
+        </w:rPr>
+        <w:t>朵朵原答案：</w:t>
+      </w:r>
+      <w:r>
+        <w:rPr>
+          <w:rFonts w:ascii="Times New Roman" w:hAnsi="Times New Roman" w:eastAsia="宋体"/>
+          <w:b w:val="0"/>
+          <w:color w:val="000000"/>
+          <w:sz w:val="20"/>
+          <w:u w:val="none"/>
+        </w:rPr>
+        <w:t xml:space="preserve"> doesn't see</w:t>
+      </w:r>
+    </w:p>
+    <w:p>
+      <w:pPr>
+        <w:keepNext/>
+        <w:keepLines/>
+        <w:widowControl/>
+        <w:tabs>
+          <w:tab w:pos="7200" w:val="left"/>
+        </w:tabs>
+        <w:spacing w:before="0" w:after="20" w:line="380" w:lineRule="exact"/>
+      </w:pPr>
+      <w:r>
+        <w:rPr>
+          <w:rFonts w:ascii="Times New Roman" w:hAnsi="Times New Roman" w:eastAsia="宋体"/>
+          <w:b w:val="0"/>
+          <w:color w:val="000000"/>
+          <w:sz w:val="20"/>
+          <w:u w:val="none"/>
+        </w:rPr>
+        <w:t>订正：</w:t>
+      </w:r>
+      <w:r>
+        <w:rPr>
+          <w:rFonts w:ascii="Times New Roman" w:hAnsi="Times New Roman" w:eastAsia="宋体"/>
+          <w:b w:val="0"/>
+          <w:color w:val="000000"/>
+          <w:sz w:val="20"/>
+          <w:u w:val="single"/>
+        </w:rPr>
+        <w:tab/>
+      </w:r>
+    </w:p>
+    <w:p>
+      <w:pPr>
+        <w:keepNext w:val="0"/>
+        <w:keepLines/>
+        <w:widowControl/>
+        <w:tabs>
+          <w:tab w:pos="7200" w:val="left"/>
+        </w:tabs>
+        <w:spacing w:before="0" w:after="80" w:line="380" w:lineRule="exact"/>
+      </w:pPr>
+      <w:r>
+        <w:rPr>
+          <w:rFonts w:ascii="Times New Roman" w:hAnsi="Times New Roman" w:eastAsia="宋体"/>
+          <w:b w:val="0"/>
+          <w:color w:val="000000"/>
+          <w:sz w:val="20"/>
+          <w:u w:val="none"/>
+        </w:rPr>
+        <w:t>心得：</w:t>
+      </w:r>
+      <w:r>
+        <w:rPr>
+          <w:rFonts w:ascii="Times New Roman" w:hAnsi="Times New Roman" w:eastAsia="宋体"/>
+          <w:b w:val="0"/>
+          <w:color w:val="000000"/>
+          <w:sz w:val="20"/>
+          <w:u w:val="single"/>
+        </w:rPr>
+        <w:tab/>
+      </w:r>
+    </w:p>
+    <w:p>
+      <w:pPr>
+        <w:keepNext/>
+        <w:keepLines/>
+        <w:widowControl/>
+        <w:spacing w:before="0" w:after="40" w:line="264" w:lineRule="auto"/>
+      </w:pPr>
+      <w:r>
+        <w:rPr>
+          <w:rFonts w:ascii="Times New Roman" w:hAnsi="Times New Roman" w:eastAsia="宋体"/>
+          <w:b/>
+          <w:color w:val="000000"/>
+          <w:sz w:val="21"/>
+          <w:u w:val="none"/>
+        </w:rPr>
+        <w:t>5.</w:t>
+      </w:r>
+      <w:r>
+        <w:rPr>
+          <w:rFonts w:ascii="Times New Roman" w:hAnsi="Times New Roman" w:eastAsia="宋体"/>
+          <w:b w:val="0"/>
+          <w:color w:val="000000"/>
+          <w:sz w:val="21"/>
+          <w:u w:val="none"/>
+        </w:rPr>
+        <w:t xml:space="preserve"> Joyce ________ with her students in class during the break this morning. (talk)</w:t>
+      </w:r>
+    </w:p>
+    <w:p>
+      <w:pPr>
+        <w:keepNext/>
+        <w:keepLines/>
+        <w:widowControl/>
+        <w:spacing w:before="0" w:after="20" w:line="264" w:lineRule="auto"/>
+      </w:pPr>
+      <w:r>
+        <w:rPr>
+          <w:rFonts w:ascii="Times New Roman" w:hAnsi="Times New Roman" w:eastAsia="宋体"/>
+          <w:b/>
+          <w:color w:val="000000"/>
+          <w:sz w:val="20"/>
+          <w:u w:val="none"/>
+        </w:rPr>
+        <w:t>朵朵原答案：</w:t>
+      </w:r>
+      <w:r>
+        <w:rPr>
+          <w:rFonts w:ascii="Times New Roman" w:hAnsi="Times New Roman" w:eastAsia="宋体"/>
+          <w:b w:val="0"/>
+          <w:color w:val="000000"/>
+          <w:sz w:val="20"/>
+          <w:u w:val="none"/>
+        </w:rPr>
+        <w:t xml:space="preserve"> talks</w:t>
+      </w:r>
+    </w:p>
+    <w:p>
+      <w:pPr>
+        <w:keepNext/>
+        <w:keepLines/>
+        <w:widowControl/>
+        <w:tabs>
+          <w:tab w:pos="7200" w:val="left"/>
+        </w:tabs>
+        <w:spacing w:before="0" w:after="20" w:line="380" w:lineRule="exact"/>
+      </w:pPr>
+      <w:r>
+        <w:rPr>
+          <w:rFonts w:ascii="Times New Roman" w:hAnsi="Times New Roman" w:eastAsia="宋体"/>
+          <w:b w:val="0"/>
+          <w:color w:val="000000"/>
+          <w:sz w:val="20"/>
+          <w:u w:val="none"/>
+        </w:rPr>
+        <w:t>订正：</w:t>
+      </w:r>
+      <w:r>
+        <w:rPr>
+          <w:rFonts w:ascii="Times New Roman" w:hAnsi="Times New Roman" w:eastAsia="宋体"/>
+          <w:b w:val="0"/>
+          <w:color w:val="000000"/>
+          <w:sz w:val="20"/>
+          <w:u w:val="single"/>
+        </w:rPr>
+        <w:tab/>
+      </w:r>
+    </w:p>
+    <w:p>
+      <w:pPr>
+        <w:keepNext w:val="0"/>
+        <w:keepLines/>
+        <w:widowControl/>
+        <w:tabs>
+          <w:tab w:pos="7200" w:val="left"/>
+        </w:tabs>
+        <w:spacing w:before="0" w:after="80" w:line="380" w:lineRule="exact"/>
+      </w:pPr>
+      <w:r>
+        <w:rPr>
+          <w:rFonts w:ascii="Times New Roman" w:hAnsi="Times New Roman" w:eastAsia="宋体"/>
+          <w:b w:val="0"/>
+          <w:color w:val="000000"/>
+          <w:sz w:val="20"/>
+          <w:u w:val="none"/>
+        </w:rPr>
+        <w:t>心得：</w:t>
+      </w:r>
+      <w:r>
+        <w:rPr>
+          <w:rFonts w:ascii="Times New Roman" w:hAnsi="Times New Roman" w:eastAsia="宋体"/>
+          <w:b w:val="0"/>
+          <w:color w:val="000000"/>
+          <w:sz w:val="20"/>
+          <w:u w:val="single"/>
+        </w:rPr>
+        <w:tab/>
+      </w:r>
+    </w:p>
+    <w:p>
+      <w:pPr>
+        <w:keepNext/>
+        <w:keepLines/>
+        <w:widowControl/>
+        <w:spacing w:before="100" w:after="40" w:line="264" w:lineRule="auto"/>
+      </w:pPr>
+      <w:r>
+        <w:rPr>
+          <w:rFonts w:ascii="Times New Roman" w:hAnsi="Times New Roman" w:eastAsia="宋体"/>
+          <w:b/>
+          <w:color w:val="000000"/>
+          <w:sz w:val="24"/>
+          <w:u w:val="none"/>
+        </w:rPr>
+        <w:t>阅读训练</w:t>
+      </w:r>
+    </w:p>
+    <w:p>
+      <w:pPr>
+        <w:keepNext/>
+        <w:keepLines/>
+        <w:widowControl/>
+        <w:spacing w:before="80" w:after="80" w:line="264" w:lineRule="auto"/>
+      </w:pPr>
+      <w:r>
+        <w:rPr>
+          <w:rFonts w:ascii="Times New Roman" w:hAnsi="Times New Roman" w:eastAsia="宋体"/>
+          <w:b/>
+          <w:color w:val="000000"/>
+          <w:sz w:val="22"/>
+          <w:u w:val="none"/>
+        </w:rPr>
+        <w:t>阅读训练 B　Answer the questions.</w:t>
+      </w:r>
+    </w:p>
+    <w:p>
+      <w:pPr>
+        <w:keepNext w:val="0"/>
+        <w:keepLines w:val="0"/>
+        <w:widowControl/>
+        <w:spacing w:before="0" w:after="60" w:line="264" w:lineRule="auto"/>
+      </w:pPr>
+      <w:r>
+        <w:rPr>
+          <w:rFonts w:ascii="Times New Roman" w:hAnsi="Times New Roman" w:eastAsia="宋体"/>
+          <w:b w:val="0"/>
+          <w:color w:val="000000"/>
+          <w:sz w:val="21"/>
+          <w:u w:val="none"/>
+        </w:rPr>
+        <w:t>Rick Hansen was an active person and loved fishing very much. One day, when returning in a truck from a fishing trip, he had an accident and hurt his spine（脊柱）. Unluckily, this 15-year-old young man awoke to find that he had lost the use of his legs. However, he didn't give up. Many months later, he began to compete（比赛）in wheelchair sports. Then, at the age of 27, he decided to wheel around the world to raise money for the spinal research（研究）. His trip took him through 34 countries around the world between 1985 and 1987. And he wheeled 24,901.55 miles, which is equal（相等的）to the distance（距离）around the Earth.</w:t>
+      </w:r>
+    </w:p>
+    <w:p>
+      <w:pPr>
+        <w:keepNext w:val="0"/>
+        <w:keepLines w:val="0"/>
+        <w:widowControl/>
+        <w:spacing w:before="0" w:after="60" w:line="264" w:lineRule="auto"/>
+      </w:pPr>
+      <w:r>
+        <w:rPr>
+          <w:rFonts w:ascii="Times New Roman" w:hAnsi="Times New Roman" w:eastAsia="宋体"/>
+          <w:b w:val="0"/>
+          <w:color w:val="000000"/>
+          <w:sz w:val="21"/>
+          <w:u w:val="none"/>
+        </w:rPr>
+        <w:t>During the trip, bad weather and roads often provided（给予）many difficulties for Rick, but he continued to push himself to finish the trip. Even mountains could not stop Rick. He wheeled himself up the Rocky Mountains and several other major mountains in the world. He even wheeled himself along the Great Wall of China! “Never Give Up Your Dreams” was his motto（格言）.</w:t>
+      </w:r>
+    </w:p>
+    <w:p>
+      <w:pPr>
+        <w:keepNext/>
+        <w:keepLines/>
+        <w:widowControl/>
+        <w:spacing w:before="0" w:after="40" w:line="264" w:lineRule="auto"/>
+      </w:pPr>
+      <w:r>
+        <w:rPr>
+          <w:rFonts w:ascii="Times New Roman" w:hAnsi="Times New Roman" w:eastAsia="宋体"/>
+          <w:b/>
+          <w:color w:val="000000"/>
+          <w:sz w:val="21"/>
+          <w:u w:val="none"/>
+        </w:rPr>
+        <w:t>1.</w:t>
+      </w:r>
+      <w:r>
+        <w:rPr>
+          <w:rFonts w:ascii="Times New Roman" w:hAnsi="Times New Roman" w:eastAsia="宋体"/>
+          <w:b w:val="0"/>
+          <w:color w:val="000000"/>
+          <w:sz w:val="21"/>
+          <w:u w:val="none"/>
+        </w:rPr>
+        <w:t xml:space="preserve"> What happened to Rick after the accident?</w:t>
+      </w:r>
+    </w:p>
+    <w:p>
+      <w:pPr>
+        <w:keepNext/>
+        <w:keepLines/>
+        <w:widowControl/>
+        <w:spacing w:before="0" w:after="20" w:line="264" w:lineRule="auto"/>
+      </w:pPr>
+      <w:r>
+        <w:rPr>
+          <w:rFonts w:ascii="Times New Roman" w:hAnsi="Times New Roman" w:eastAsia="宋体"/>
+          <w:b/>
+          <w:color w:val="000000"/>
+          <w:sz w:val="20"/>
+          <w:u w:val="none"/>
+        </w:rPr>
+        <w:t>朵朵原答案：</w:t>
+      </w:r>
+      <w:r>
+        <w:rPr>
+          <w:rFonts w:ascii="Times New Roman" w:hAnsi="Times New Roman" w:eastAsia="宋体"/>
+          <w:b w:val="0"/>
+          <w:color w:val="000000"/>
+          <w:sz w:val="20"/>
+          <w:u w:val="none"/>
+        </w:rPr>
+        <w:t xml:space="preserve"> 未作答</w:t>
+      </w:r>
+    </w:p>
+    <w:p>
+      <w:pPr>
+        <w:keepNext/>
+        <w:keepLines/>
+        <w:widowControl/>
+        <w:tabs>
+          <w:tab w:pos="7200" w:val="left"/>
+        </w:tabs>
+        <w:spacing w:before="0" w:after="20" w:line="380" w:lineRule="exact"/>
+      </w:pPr>
+      <w:r>
+        <w:rPr>
+          <w:rFonts w:ascii="Times New Roman" w:hAnsi="Times New Roman" w:eastAsia="宋体"/>
+          <w:b w:val="0"/>
+          <w:color w:val="000000"/>
+          <w:sz w:val="20"/>
+          <w:u w:val="none"/>
+        </w:rPr>
+        <w:t>订正：</w:t>
+      </w:r>
+      <w:r>
+        <w:rPr>
+          <w:rFonts w:ascii="Times New Roman" w:hAnsi="Times New Roman" w:eastAsia="宋体"/>
+          <w:b w:val="0"/>
+          <w:color w:val="000000"/>
+          <w:sz w:val="20"/>
+          <w:u w:val="single"/>
+        </w:rPr>
+        <w:tab/>
+      </w:r>
+    </w:p>
+    <w:p>
+      <w:pPr>
+        <w:keepNext/>
+        <w:keepLines/>
+        <w:widowControl/>
+        <w:tabs>
+          <w:tab w:pos="7200" w:val="left"/>
+        </w:tabs>
+        <w:spacing w:before="0" w:after="20" w:line="380" w:lineRule="exact"/>
+      </w:pPr>
+      <w:r>
+        <w:rPr>
+          <w:rFonts w:ascii="Times New Roman" w:hAnsi="Times New Roman" w:eastAsia="宋体"/>
+          <w:b w:val="0"/>
+          <w:color w:val="000000"/>
+          <w:sz w:val="20"/>
+          <w:u w:val="single"/>
+        </w:rPr>
+        <w:tab/>
+      </w:r>
+    </w:p>
+    <w:p>
+      <w:pPr>
+        <w:keepNext w:val="0"/>
+        <w:keepLines/>
+        <w:widowControl/>
+        <w:tabs>
+          <w:tab w:pos="7200" w:val="left"/>
+        </w:tabs>
+        <w:spacing w:before="0" w:after="80" w:line="380" w:lineRule="exact"/>
+      </w:pPr>
+      <w:r>
+        <w:rPr>
+          <w:rFonts w:ascii="Times New Roman" w:hAnsi="Times New Roman" w:eastAsia="宋体"/>
+          <w:b w:val="0"/>
+          <w:color w:val="000000"/>
+          <w:sz w:val="20"/>
+          <w:u w:val="none"/>
+        </w:rPr>
+        <w:t>心得：</w:t>
+      </w:r>
+      <w:r>
+        <w:rPr>
+          <w:rFonts w:ascii="Times New Roman" w:hAnsi="Times New Roman" w:eastAsia="宋体"/>
+          <w:b w:val="0"/>
+          <w:color w:val="000000"/>
+          <w:sz w:val="20"/>
+          <w:u w:val="single"/>
+        </w:rPr>
+        <w:tab/>
+      </w:r>
+    </w:p>
+    <w:p>
+      <w:pPr>
+        <w:keepNext/>
+        <w:keepLines/>
+        <w:widowControl/>
+        <w:spacing w:before="0" w:after="40" w:line="264" w:lineRule="auto"/>
+      </w:pPr>
+      <w:r>
+        <w:rPr>
+          <w:rFonts w:ascii="Times New Roman" w:hAnsi="Times New Roman" w:eastAsia="宋体"/>
+          <w:b/>
+          <w:color w:val="000000"/>
+          <w:sz w:val="21"/>
+          <w:u w:val="none"/>
+        </w:rPr>
+        <w:t>2.</w:t>
+      </w:r>
+      <w:r>
+        <w:rPr>
+          <w:rFonts w:ascii="Times New Roman" w:hAnsi="Times New Roman" w:eastAsia="宋体"/>
+          <w:b w:val="0"/>
+          <w:color w:val="000000"/>
+          <w:sz w:val="21"/>
+          <w:u w:val="none"/>
+        </w:rPr>
+        <w:t xml:space="preserve"> When did Rick decide to wheel around the world?</w:t>
+      </w:r>
+    </w:p>
+    <w:p>
+      <w:pPr>
+        <w:keepNext/>
+        <w:keepLines/>
+        <w:widowControl/>
+        <w:spacing w:before="0" w:after="20" w:line="264" w:lineRule="auto"/>
+      </w:pPr>
+      <w:r>
+        <w:rPr>
+          <w:rFonts w:ascii="Times New Roman" w:hAnsi="Times New Roman" w:eastAsia="宋体"/>
+          <w:b/>
+          <w:color w:val="000000"/>
+          <w:sz w:val="20"/>
+          <w:u w:val="none"/>
+        </w:rPr>
+        <w:t>朵朵原答案：</w:t>
+      </w:r>
+      <w:r>
+        <w:rPr>
+          <w:rFonts w:ascii="Times New Roman" w:hAnsi="Times New Roman" w:eastAsia="宋体"/>
+          <w:b w:val="0"/>
+          <w:color w:val="000000"/>
+          <w:sz w:val="20"/>
+          <w:u w:val="none"/>
+        </w:rPr>
+        <w:t xml:space="preserve"> 未作答</w:t>
+      </w:r>
+    </w:p>
+    <w:p>
+      <w:pPr>
+        <w:keepNext/>
+        <w:keepLines/>
+        <w:widowControl/>
+        <w:tabs>
+          <w:tab w:pos="7200" w:val="left"/>
+        </w:tabs>
+        <w:spacing w:before="0" w:after="20" w:line="380" w:lineRule="exact"/>
+      </w:pPr>
+      <w:r>
+        <w:rPr>
+          <w:rFonts w:ascii="Times New Roman" w:hAnsi="Times New Roman" w:eastAsia="宋体"/>
+          <w:b w:val="0"/>
+          <w:color w:val="000000"/>
+          <w:sz w:val="20"/>
+          <w:u w:val="none"/>
+        </w:rPr>
+        <w:t>订正：</w:t>
+      </w:r>
+      <w:r>
+        <w:rPr>
+          <w:rFonts w:ascii="Times New Roman" w:hAnsi="Times New Roman" w:eastAsia="宋体"/>
+          <w:b w:val="0"/>
+          <w:color w:val="000000"/>
+          <w:sz w:val="20"/>
+          <w:u w:val="single"/>
+        </w:rPr>
+        <w:tab/>
+      </w:r>
+    </w:p>
+    <w:p>
+      <w:pPr>
+        <w:keepNext/>
+        <w:keepLines/>
+        <w:widowControl/>
+        <w:tabs>
+          <w:tab w:pos="7200" w:val="left"/>
+        </w:tabs>
+        <w:spacing w:before="0" w:after="20" w:line="380" w:lineRule="exact"/>
+      </w:pPr>
+      <w:r>
+        <w:rPr>
+          <w:rFonts w:ascii="Times New Roman" w:hAnsi="Times New Roman" w:eastAsia="宋体"/>
+          <w:b w:val="0"/>
+          <w:color w:val="000000"/>
+          <w:sz w:val="20"/>
+          <w:u w:val="single"/>
+        </w:rPr>
+        <w:tab/>
+      </w:r>
+    </w:p>
+    <w:p>
+      <w:pPr>
+        <w:keepNext w:val="0"/>
+        <w:keepLines/>
+        <w:widowControl/>
+        <w:tabs>
+          <w:tab w:pos="7200" w:val="left"/>
+        </w:tabs>
+        <w:spacing w:before="0" w:after="80" w:line="380" w:lineRule="exact"/>
+      </w:pPr>
+      <w:r>
+        <w:rPr>
+          <w:rFonts w:ascii="Times New Roman" w:hAnsi="Times New Roman" w:eastAsia="宋体"/>
+          <w:b w:val="0"/>
+          <w:color w:val="000000"/>
+          <w:sz w:val="20"/>
+          <w:u w:val="none"/>
+        </w:rPr>
+        <w:t>心得：</w:t>
+      </w:r>
+      <w:r>
+        <w:rPr>
+          <w:rFonts w:ascii="Times New Roman" w:hAnsi="Times New Roman" w:eastAsia="宋体"/>
+          <w:b w:val="0"/>
+          <w:color w:val="000000"/>
+          <w:sz w:val="20"/>
+          <w:u w:val="single"/>
+        </w:rPr>
+        <w:tab/>
+      </w:r>
+    </w:p>
+    <w:p>
+      <w:pPr>
+        <w:keepNext/>
+        <w:keepLines/>
+        <w:widowControl/>
+        <w:spacing w:before="0" w:after="40" w:line="264" w:lineRule="auto"/>
+      </w:pPr>
+      <w:r>
+        <w:rPr>
+          <w:rFonts w:ascii="Times New Roman" w:hAnsi="Times New Roman" w:eastAsia="宋体"/>
+          <w:b/>
+          <w:color w:val="000000"/>
+          <w:sz w:val="21"/>
+          <w:u w:val="none"/>
+        </w:rPr>
+        <w:t>3.</w:t>
+      </w:r>
+      <w:r>
+        <w:rPr>
+          <w:rFonts w:ascii="Times New Roman" w:hAnsi="Times New Roman" w:eastAsia="宋体"/>
+          <w:b w:val="0"/>
+          <w:color w:val="000000"/>
+          <w:sz w:val="21"/>
+          <w:u w:val="none"/>
+        </w:rPr>
+        <w:t xml:space="preserve"> Why did Rick take his tour around the world?</w:t>
+      </w:r>
+    </w:p>
+    <w:p>
+      <w:pPr>
+        <w:keepNext/>
+        <w:keepLines/>
+        <w:widowControl/>
+        <w:spacing w:before="0" w:after="20" w:line="264" w:lineRule="auto"/>
+      </w:pPr>
+      <w:r>
+        <w:rPr>
+          <w:rFonts w:ascii="Times New Roman" w:hAnsi="Times New Roman" w:eastAsia="宋体"/>
+          <w:b/>
+          <w:color w:val="000000"/>
+          <w:sz w:val="20"/>
+          <w:u w:val="none"/>
+        </w:rPr>
+        <w:t>朵朵原答案：</w:t>
+      </w:r>
+      <w:r>
+        <w:rPr>
+          <w:rFonts w:ascii="Times New Roman" w:hAnsi="Times New Roman" w:eastAsia="宋体"/>
+          <w:b w:val="0"/>
+          <w:color w:val="000000"/>
+          <w:sz w:val="20"/>
+          <w:u w:val="none"/>
+        </w:rPr>
+        <w:t xml:space="preserve"> 未作答</w:t>
+      </w:r>
+    </w:p>
+    <w:p>
+      <w:pPr>
+        <w:keepNext/>
+        <w:keepLines/>
+        <w:widowControl/>
+        <w:tabs>
+          <w:tab w:pos="7200" w:val="left"/>
+        </w:tabs>
+        <w:spacing w:before="0" w:after="20" w:line="380" w:lineRule="exact"/>
+      </w:pPr>
+      <w:r>
+        <w:rPr>
+          <w:rFonts w:ascii="Times New Roman" w:hAnsi="Times New Roman" w:eastAsia="宋体"/>
+          <w:b w:val="0"/>
+          <w:color w:val="000000"/>
+          <w:sz w:val="20"/>
+          <w:u w:val="none"/>
+        </w:rPr>
+        <w:t>订正：</w:t>
+      </w:r>
+      <w:r>
+        <w:rPr>
+          <w:rFonts w:ascii="Times New Roman" w:hAnsi="Times New Roman" w:eastAsia="宋体"/>
+          <w:b w:val="0"/>
+          <w:color w:val="000000"/>
+          <w:sz w:val="20"/>
+          <w:u w:val="single"/>
+        </w:rPr>
+        <w:tab/>
+      </w:r>
+    </w:p>
+    <w:p>
+      <w:pPr>
+        <w:keepNext/>
+        <w:keepLines/>
+        <w:widowControl/>
+        <w:tabs>
+          <w:tab w:pos="7200" w:val="left"/>
+        </w:tabs>
+        <w:spacing w:before="0" w:after="20" w:line="380" w:lineRule="exact"/>
+      </w:pPr>
+      <w:r>
+        <w:rPr>
+          <w:rFonts w:ascii="Times New Roman" w:hAnsi="Times New Roman" w:eastAsia="宋体"/>
+          <w:b w:val="0"/>
+          <w:color w:val="000000"/>
+          <w:sz w:val="20"/>
+          <w:u w:val="single"/>
+        </w:rPr>
+        <w:tab/>
+      </w:r>
+    </w:p>
+    <w:p>
+      <w:pPr>
+        <w:keepNext w:val="0"/>
+        <w:keepLines/>
+        <w:widowControl/>
+        <w:tabs>
+          <w:tab w:pos="7200" w:val="left"/>
+        </w:tabs>
+        <w:spacing w:before="0" w:after="80" w:line="380" w:lineRule="exact"/>
+      </w:pPr>
+      <w:r>
+        <w:rPr>
+          <w:rFonts w:ascii="Times New Roman" w:hAnsi="Times New Roman" w:eastAsia="宋体"/>
+          <w:b w:val="0"/>
+          <w:color w:val="000000"/>
+          <w:sz w:val="20"/>
+          <w:u w:val="none"/>
+        </w:rPr>
+        <w:t>心得：</w:t>
+      </w:r>
+      <w:r>
+        <w:rPr>
+          <w:rFonts w:ascii="Times New Roman" w:hAnsi="Times New Roman" w:eastAsia="宋体"/>
+          <w:b w:val="0"/>
+          <w:color w:val="000000"/>
+          <w:sz w:val="20"/>
+          <w:u w:val="single"/>
+        </w:rPr>
+        <w:tab/>
+      </w:r>
+    </w:p>
+    <w:p>
+      <w:pPr>
+        <w:keepNext/>
+        <w:keepLines/>
+        <w:widowControl/>
+        <w:spacing w:before="0" w:after="40" w:line="264" w:lineRule="auto"/>
+      </w:pPr>
+      <w:r>
+        <w:rPr>
+          <w:rFonts w:ascii="Times New Roman" w:hAnsi="Times New Roman" w:eastAsia="宋体"/>
+          <w:b/>
+          <w:color w:val="000000"/>
+          <w:sz w:val="21"/>
+          <w:u w:val="none"/>
+        </w:rPr>
+        <w:t>4.</w:t>
+      </w:r>
+      <w:r>
+        <w:rPr>
+          <w:rFonts w:ascii="Times New Roman" w:hAnsi="Times New Roman" w:eastAsia="宋体"/>
+          <w:b w:val="0"/>
+          <w:color w:val="000000"/>
+          <w:sz w:val="21"/>
+          <w:u w:val="none"/>
+        </w:rPr>
+        <w:t xml:space="preserve"> What was Rick's motto?</w:t>
+      </w:r>
+    </w:p>
+    <w:p>
+      <w:pPr>
+        <w:keepNext/>
+        <w:keepLines/>
+        <w:widowControl/>
+        <w:spacing w:before="0" w:after="20" w:line="264" w:lineRule="auto"/>
+      </w:pPr>
+      <w:r>
+        <w:rPr>
+          <w:rFonts w:ascii="Times New Roman" w:hAnsi="Times New Roman" w:eastAsia="宋体"/>
+          <w:b/>
+          <w:color w:val="000000"/>
+          <w:sz w:val="20"/>
+          <w:u w:val="none"/>
+        </w:rPr>
+        <w:t>朵朵原答案：</w:t>
+      </w:r>
+      <w:r>
+        <w:rPr>
+          <w:rFonts w:ascii="Times New Roman" w:hAnsi="Times New Roman" w:eastAsia="宋体"/>
+          <w:b w:val="0"/>
+          <w:color w:val="000000"/>
+          <w:sz w:val="20"/>
+          <w:u w:val="none"/>
+        </w:rPr>
+        <w:t xml:space="preserve"> 未作答</w:t>
+      </w:r>
+    </w:p>
+    <w:p>
+      <w:pPr>
+        <w:keepNext/>
+        <w:keepLines/>
+        <w:widowControl/>
+        <w:tabs>
+          <w:tab w:pos="7200" w:val="left"/>
+        </w:tabs>
+        <w:spacing w:before="0" w:after="20" w:line="380" w:lineRule="exact"/>
+      </w:pPr>
+      <w:r>
+        <w:rPr>
+          <w:rFonts w:ascii="Times New Roman" w:hAnsi="Times New Roman" w:eastAsia="宋体"/>
+          <w:b w:val="0"/>
+          <w:color w:val="000000"/>
+          <w:sz w:val="20"/>
+          <w:u w:val="none"/>
+        </w:rPr>
+        <w:t>订正：</w:t>
+      </w:r>
+      <w:r>
+        <w:rPr>
+          <w:rFonts w:ascii="Times New Roman" w:hAnsi="Times New Roman" w:eastAsia="宋体"/>
+          <w:b w:val="0"/>
+          <w:color w:val="000000"/>
+          <w:sz w:val="20"/>
+          <w:u w:val="single"/>
+        </w:rPr>
+        <w:tab/>
+      </w:r>
+    </w:p>
+    <w:p>
+      <w:pPr>
+        <w:keepNext/>
+        <w:keepLines/>
+        <w:widowControl/>
+        <w:tabs>
+          <w:tab w:pos="7200" w:val="left"/>
+        </w:tabs>
+        <w:spacing w:before="0" w:after="20" w:line="380" w:lineRule="exact"/>
+      </w:pPr>
+      <w:r>
+        <w:rPr>
+          <w:rFonts w:ascii="Times New Roman" w:hAnsi="Times New Roman" w:eastAsia="宋体"/>
+          <w:b w:val="0"/>
+          <w:color w:val="000000"/>
+          <w:sz w:val="20"/>
+          <w:u w:val="single"/>
+        </w:rPr>
+        <w:tab/>
+      </w:r>
+    </w:p>
+    <w:p>
+      <w:pPr>
+        <w:keepNext w:val="0"/>
+        <w:keepLines/>
+        <w:widowControl/>
+        <w:tabs>
+          <w:tab w:pos="7200" w:val="left"/>
+        </w:tabs>
+        <w:spacing w:before="0" w:after="80" w:line="380" w:lineRule="exact"/>
+      </w:pPr>
+      <w:r>
+        <w:rPr>
+          <w:rFonts w:ascii="Times New Roman" w:hAnsi="Times New Roman" w:eastAsia="宋体"/>
+          <w:b w:val="0"/>
+          <w:color w:val="000000"/>
+          <w:sz w:val="20"/>
+          <w:u w:val="none"/>
+        </w:rPr>
+        <w:t>心得：</w:t>
+      </w:r>
+      <w:r>
+        <w:rPr>
+          <w:rFonts w:ascii="Times New Roman" w:hAnsi="Times New Roman" w:eastAsia="宋体"/>
+          <w:b w:val="0"/>
+          <w:color w:val="000000"/>
+          <w:sz w:val="20"/>
+          <w:u w:val="single"/>
+        </w:rPr>
+        <w:tab/>
+      </w:r>
+    </w:p>
+    <w:p>
+      <w:pPr>
+        <w:keepNext/>
+        <w:keepLines/>
+        <w:widowControl/>
+        <w:spacing w:before="0" w:after="40" w:line="264" w:lineRule="auto"/>
+      </w:pPr>
+      <w:r>
+        <w:rPr>
+          <w:rFonts w:ascii="Times New Roman" w:hAnsi="Times New Roman" w:eastAsia="宋体"/>
+          <w:b/>
+          <w:color w:val="000000"/>
+          <w:sz w:val="21"/>
+          <w:u w:val="none"/>
+        </w:rPr>
+        <w:t>5.</w:t>
+      </w:r>
+      <w:r>
+        <w:rPr>
+          <w:rFonts w:ascii="Times New Roman" w:hAnsi="Times New Roman" w:eastAsia="宋体"/>
+          <w:b w:val="0"/>
+          <w:color w:val="000000"/>
+          <w:sz w:val="21"/>
+          <w:u w:val="none"/>
+        </w:rPr>
+        <w:t xml:space="preserve"> What do you think of Rick?</w:t>
+      </w:r>
+    </w:p>
+    <w:p>
+      <w:pPr>
+        <w:keepNext/>
+        <w:keepLines/>
+        <w:widowControl/>
+        <w:spacing w:before="0" w:after="20" w:line="264" w:lineRule="auto"/>
+      </w:pPr>
+      <w:r>
+        <w:rPr>
+          <w:rFonts w:ascii="Times New Roman" w:hAnsi="Times New Roman" w:eastAsia="宋体"/>
+          <w:b/>
+          <w:color w:val="000000"/>
+          <w:sz w:val="20"/>
+          <w:u w:val="none"/>
+        </w:rPr>
+        <w:t>朵朵原答案：</w:t>
+      </w:r>
+      <w:r>
+        <w:rPr>
+          <w:rFonts w:ascii="Times New Roman" w:hAnsi="Times New Roman" w:eastAsia="宋体"/>
+          <w:b w:val="0"/>
+          <w:color w:val="000000"/>
+          <w:sz w:val="20"/>
+          <w:u w:val="none"/>
+        </w:rPr>
+        <w:t xml:space="preserve"> 未作答</w:t>
+      </w:r>
+    </w:p>
+    <w:p>
+      <w:pPr>
+        <w:keepNext/>
+        <w:keepLines/>
+        <w:widowControl/>
+        <w:tabs>
+          <w:tab w:pos="7200" w:val="left"/>
+        </w:tabs>
+        <w:spacing w:before="0" w:after="20" w:line="380" w:lineRule="exact"/>
+      </w:pPr>
+      <w:r>
+        <w:rPr>
+          <w:rFonts w:ascii="Times New Roman" w:hAnsi="Times New Roman" w:eastAsia="宋体"/>
+          <w:b w:val="0"/>
+          <w:color w:val="000000"/>
+          <w:sz w:val="20"/>
+          <w:u w:val="none"/>
+        </w:rPr>
+        <w:t>订正：</w:t>
+      </w:r>
+      <w:r>
+        <w:rPr>
+          <w:rFonts w:ascii="Times New Roman" w:hAnsi="Times New Roman" w:eastAsia="宋体"/>
+          <w:b w:val="0"/>
+          <w:color w:val="000000"/>
+          <w:sz w:val="20"/>
+          <w:u w:val="single"/>
+        </w:rPr>
+        <w:tab/>
+      </w:r>
+    </w:p>
+    <w:p>
+      <w:pPr>
+        <w:keepNext/>
+        <w:keepLines/>
+        <w:widowControl/>
+        <w:tabs>
+          <w:tab w:pos="7200" w:val="left"/>
+        </w:tabs>
+        <w:spacing w:before="0" w:after="20" w:line="380" w:lineRule="exact"/>
+      </w:pPr>
+      <w:r>
+        <w:rPr>
+          <w:rFonts w:ascii="Times New Roman" w:hAnsi="Times New Roman" w:eastAsia="宋体"/>
+          <w:b w:val="0"/>
+          <w:color w:val="000000"/>
+          <w:sz w:val="20"/>
+          <w:u w:val="single"/>
+        </w:rPr>
+        <w:tab/>
+      </w:r>
+    </w:p>
+    <w:p>
+      <w:pPr>
+        <w:keepNext w:val="0"/>
+        <w:keepLines/>
+        <w:widowControl/>
+        <w:tabs>
+          <w:tab w:pos="7200" w:val="left"/>
+        </w:tabs>
+        <w:spacing w:before="0" w:after="80" w:line="380" w:lineRule="exact"/>
+      </w:pPr>
+      <w:r>
+        <w:rPr>
+          <w:rFonts w:ascii="Times New Roman" w:hAnsi="Times New Roman" w:eastAsia="宋体"/>
+          <w:b w:val="0"/>
+          <w:color w:val="000000"/>
+          <w:sz w:val="20"/>
+          <w:u w:val="none"/>
+        </w:rPr>
+        <w:t>心得：</w:t>
+      </w:r>
+      <w:r>
+        <w:rPr>
+          <w:rFonts w:ascii="Times New Roman" w:hAnsi="Times New Roman" w:eastAsia="宋体"/>
+          <w:b w:val="0"/>
+          <w:color w:val="000000"/>
+          <w:sz w:val="20"/>
+          <w:u w:val="single"/>
+        </w:rPr>
+        <w:tab/>
       </w:r>
     </w:p>
     <w:sectPr>
-      <w:pgSz w:w="12240" w:h="15840"/>
-      <w:pgMar w:top="964" w:right="1020" w:bottom="964" w:left="1020" w:header="720" w:footer="720" w:gutter="0"/>
+      <w:headerReference w:type="default" r:id="rId9"/>
+      <w:footerReference w:type="default" r:id="rId10"/>
+      <w:pgSz w:w="8391" w:h="11906"/>
+      <w:pgMar w:top="624" w:right="567" w:bottom="680" w:left="567" w:header="283" w:footer="283" w:gutter="0"/>
       <w:cols w:space="720"/>
       <w:docGrid w:linePitch="360"/>
     </w:sectPr>
   </w:body>
 </w:document>
+</file>
+
+<file path=word/footer1.xml><?xml version="1.0" encoding="utf-8"?>
+<w:ftr xmlns:m="http://schemas.openxmlformats.org/officeDocument/2006/math" xmlns:mc="http://schemas.openxmlformats.org/markup-compatibility/2006" xmlns:mo="http://schemas.microsoft.com/office/mac/office/2008/main" xmlns:mv="urn:schemas-microsoft-com:mac:vml" xmlns:o="urn:schemas-microsoft-com:office:office" xmlns:r="http://schemas.openxmlformats.org/officeDocument/2006/relationships" xmlns:v="urn:schemas-microsoft-com:vml" xmlns:w10="urn:schemas-microsoft-com:office:word" xmlns:w14="http://schemas.microsoft.com/office/word/2010/wordml" xmlns:w="http://schemas.openxmlformats.org/wordprocessingml/2006/main" xmlns:wne="http://schemas.microsoft.com/office/word/2006/wordml" xmlns:wp14="http://schemas.microsoft.com/office/word/2010/wordprocessingDrawing" xmlns:wp="http://schemas.openxmlformats.org/drawingml/2006/wordprocessingDrawing" xmlns:wpc="http://schemas.microsoft.com/office/word/2010/wordprocessingCanvas" xmlns:wpg="http://schemas.microsoft.com/office/word/2010/wordprocessingGroup" xmlns:wpi="http://schemas.microsoft.com/office/word/2010/wordprocessingInk" xmlns:wps="http://schemas.microsoft.com/office/word/2010/wordprocessingShape" mc:Ignorable="w14 wp14">
+  <w:p>
+    <w:pPr>
+      <w:pStyle w:val="Footer"/>
+      <w:jc w:val="center"/>
+    </w:pPr>
+    <w:r>
+      <w:rPr>
+        <w:rFonts w:ascii="Times New Roman" w:hAnsi="Times New Roman" w:eastAsia="宋体"/>
+        <w:b w:val="0"/>
+        <w:color w:val="000000"/>
+        <w:sz w:val="16"/>
+        <w:u w:val="none"/>
+      </w:rPr>
+      <w:t xml:space="preserve">第 </w:t>
+    </w:r>
+    <w:fldSimple w:instr="PAGE"/>
+    <w:r>
+      <w:rPr>
+        <w:rFonts w:ascii="Times New Roman" w:hAnsi="Times New Roman" w:eastAsia="宋体"/>
+        <w:b w:val="0"/>
+        <w:color w:val="000000"/>
+        <w:sz w:val="16"/>
+        <w:u w:val="none"/>
+      </w:rPr>
+      <w:t xml:space="preserve"> 页 / 共 </w:t>
+    </w:r>
+    <w:fldSimple w:instr="NUMPAGES"/>
+    <w:r>
+      <w:rPr>
+        <w:rFonts w:ascii="Times New Roman" w:hAnsi="Times New Roman" w:eastAsia="宋体"/>
+        <w:b w:val="0"/>
+        <w:color w:val="000000"/>
+        <w:sz w:val="16"/>
+        <w:u w:val="none"/>
+      </w:rPr>
+      <w:t xml:space="preserve"> 页</w:t>
+    </w:r>
+  </w:p>
+</w:ftr>
+</file>
+
+<file path=word/header1.xml><?xml version="1.0" encoding="utf-8"?>
+<w:hdr xmlns:m="http://schemas.openxmlformats.org/officeDocument/2006/math" xmlns:mc="http://schemas.openxmlformats.org/markup-compatibility/2006" xmlns:mo="http://schemas.microsoft.com/office/mac/office/2008/main" xmlns:mv="urn:schemas-microsoft-com:mac:vml" xmlns:o="urn:schemas-microsoft-com:office:office" xmlns:r="http://schemas.openxmlformats.org/officeDocument/2006/relationships" xmlns:v="urn:schemas-microsoft-com:vml" xmlns:w10="urn:schemas-microsoft-com:office:word" xmlns:w14="http://schemas.microsoft.com/office/word/2010/wordml" xmlns:w="http://schemas.openxmlformats.org/wordprocessingml/2006/main" xmlns:wne="http://schemas.microsoft.com/office/word/2006/wordml" xmlns:wp14="http://schemas.microsoft.com/office/word/2010/wordprocessingDrawing" xmlns:wp="http://schemas.openxmlformats.org/drawingml/2006/wordprocessingDrawing" xmlns:wpc="http://schemas.microsoft.com/office/word/2010/wordprocessingCanvas" xmlns:wpg="http://schemas.microsoft.com/office/word/2010/wordprocessingGroup" xmlns:wpi="http://schemas.microsoft.com/office/word/2010/wordprocessingInk" xmlns:wps="http://schemas.microsoft.com/office/word/2010/wordprocessingShape" mc:Ignorable="w14 wp14">
+  <w:p>
+    <w:pPr>
+      <w:pStyle w:val="Header"/>
+      <w:spacing w:after="0"/>
+    </w:pPr>
+    <w:r>
+      <w:rPr>
+        <w:rFonts w:ascii="Times New Roman" w:hAnsi="Times New Roman" w:eastAsia="宋体"/>
+        <w:b w:val="0"/>
+        <w:color w:val="000000"/>
+        <w:sz w:val="16"/>
+        <w:u w:val="none"/>
+      </w:rPr>
+      <w:t>朵朵英语错题订正本 · L007</w:t>
+    </w:r>
+  </w:p>
+</w:hdr>
 </file>
 
 <file path=word/numbering.xml><?xml version="1.0" encoding="utf-8"?>
@@ -1465,6 +2280,10 @@
     <w:name w:val="Normal"/>
     <w:qFormat/>
     <w:rsid w:val="00FC693F"/>
+    <w:rPr>
+      <w:rFonts w:ascii="Times New Roman" w:hAnsi="Times New Roman" w:eastAsia="宋体"/>
+      <w:sz w:val="21"/>
+    </w:rPr>
   </w:style>
   <w:style w:type="paragraph" w:styleId="Header">
     <w:name w:val="header"/>
